--- a/content/CP0507/CP0507-1.docx
+++ b/content/CP0507/CP0507-1.docx
@@ -265,7 +265,7 @@
                           <pic:cNvPicPr/>
                         </pic:nvPicPr>
                         <pic:blipFill>
-                          <a:blip r:link="rId10"/>
+                          <a:blip r:embed="rId10"/>
                           <a:stretch>
                             <a:fillRect/>
                           </a:stretch>
@@ -388,7 +388,7 @@
                     <pic:cNvPicPr/>
                   </pic:nvPicPr>
                   <pic:blipFill>
-                    <a:blip r:link="rId11"/>
+                    <a:blip r:embed="rId11"/>
                     <a:stretch>
                       <a:fillRect/>
                     </a:stretch>
@@ -441,7 +441,7 @@
                     <pic:cNvPicPr/>
                   </pic:nvPicPr>
                   <pic:blipFill>
-                    <a:blip r:link="rId12"/>
+                    <a:blip r:embed="rId12"/>
                     <a:stretch>
                       <a:fillRect/>
                     </a:stretch>

--- a/content/CP0507/CP0507-1.docx
+++ b/content/CP0507/CP0507-1.docx
@@ -265,7 +265,7 @@
                           <pic:cNvPicPr/>
                         </pic:nvPicPr>
                         <pic:blipFill>
-                          <a:blip r:embed="rId10"/>
+                          <a:blip r:link="rId10"/>
                           <a:stretch>
                             <a:fillRect/>
                           </a:stretch>
@@ -388,7 +388,7 @@
                     <pic:cNvPicPr/>
                   </pic:nvPicPr>
                   <pic:blipFill>
-                    <a:blip r:embed="rId11"/>
+                    <a:blip r:link="rId11"/>
                     <a:stretch>
                       <a:fillRect/>
                     </a:stretch>
@@ -441,7 +441,7 @@
                     <pic:cNvPicPr/>
                   </pic:nvPicPr>
                   <pic:blipFill>
-                    <a:blip r:embed="rId12"/>
+                    <a:blip r:link="rId12"/>
                     <a:stretch>
                       <a:fillRect/>
                     </a:stretch>

--- a/content/CP0507/CP0507-1.docx
+++ b/content/CP0507/CP0507-1.docx
@@ -54,29 +54,6 @@
           </w:tcPr>
           <w:p>
             <w:pPr>
-              <w:pStyle w:val="AIinstructions"/>
-            </w:pPr>
-            <w:r>
-              <w:t>worksheet&gt; &lt;filename&gt; “</w:t>
-            </w:r>
-            <w:r>
-              <w:t>CP</w:t>
-            </w:r>
-            <w:r>
-              <w:t>0507</w:t>
-            </w:r>
-            <w:r>
-              <w:t>-</w:t>
-            </w:r>
-            <w:r>
-              <w:t>1</w:t>
-            </w:r>
-            <w:r>
-              <w:t>.doc” &lt;/filename&gt;</w:t>
-            </w:r>
-          </w:p>
-          <w:p>
-            <w:pPr>
               <w:pStyle w:val="Wsnumber"/>
             </w:pPr>
             <w:r>
@@ -89,6 +66,14 @@
             </w:pPr>
             <w:r>
               <w:t>Simple DC motor control</w:t>
+            </w:r>
+          </w:p>
+          <w:p>
+            <w:pPr>
+              <w:pStyle w:val="Wsreference"/>
+            </w:pPr>
+            <w:r>
+              <w:t>CP0507-1</w:t>
             </w:r>
           </w:p>
         </w:tc>
@@ -242,7 +227,7 @@
                 <w:noProof/>
               </w:rPr>
               <w:drawing>
-                <wp:anchor distT="0" distB="0" distL="114300" distR="114300" simplePos="0" relativeHeight="251694080" behindDoc="0" locked="0" layoutInCell="1" allowOverlap="1" wp14:anchorId="7122A075" wp14:editId="5872ADA6">
+                <wp:anchor distT="0" distB="0" distL="114300" distR="114300" simplePos="0" relativeHeight="251694080" behindDoc="0" locked="0" layoutInCell="1" allowOverlap="1" wp14:anchorId="7122A075" wp14:editId="3C249621">
                   <wp:simplePos x="0" y="0"/>
                   <wp:positionH relativeFrom="column">
                     <wp:posOffset>619878</wp:posOffset>
@@ -251,7 +236,7 @@
                     <wp:posOffset>56486</wp:posOffset>
                   </wp:positionV>
                   <wp:extent cx="2676752" cy="1793425"/>
-                  <wp:effectExtent l="0" t="0" r="0" b="0"/>
+                  <wp:effectExtent l="0" t="0" r="9525" b="16510"/>
                   <wp:wrapNone/>
                   <wp:docPr id="1232128191" name="ws1 dc motor.png" descr="A small metal device with a round motor&#10;&#10;Description automatically generated with medium confidence"/>
                   <wp:cNvGraphicFramePr>
@@ -265,7 +250,7 @@
                           <pic:cNvPicPr/>
                         </pic:nvPicPr>
                         <pic:blipFill>
-                          <a:blip r:link="rId10"/>
+                          <a:blip r:link="rId8"/>
                           <a:stretch>
                             <a:fillRect/>
                           </a:stretch>
@@ -373,9 +358,9 @@
           <w:noProof/>
         </w:rPr>
         <w:drawing>
-          <wp:inline distT="0" distB="0" distL="0" distR="0" wp14:anchorId="755A0668" wp14:editId="681A278F">
+          <wp:inline distT="0" distB="0" distL="0" distR="0" wp14:anchorId="755A0668" wp14:editId="208C9D52">
             <wp:extent cx="1440000" cy="331200"/>
-            <wp:effectExtent l="0" t="0" r="8255" b="0"/>
+            <wp:effectExtent l="0" t="0" r="8255" b="12065"/>
             <wp:docPr id="492528172" name="youtube logo.png" descr="A black text on a white background&#10;&#10;Description automatically generated"/>
             <wp:cNvGraphicFramePr>
               <a:graphicFrameLocks xmlns:a="http://schemas.openxmlformats.org/drawingml/2006/main" noChangeAspect="1"/>
@@ -388,7 +373,7 @@
                     <pic:cNvPicPr/>
                   </pic:nvPicPr>
                   <pic:blipFill>
-                    <a:blip r:link="rId11"/>
+                    <a:blip r:link="rId9"/>
                     <a:stretch>
                       <a:fillRect/>
                     </a:stretch>
@@ -418,7 +403,7 @@
           <w:noProof/>
         </w:rPr>
         <w:drawing>
-          <wp:anchor distT="0" distB="0" distL="114300" distR="114300" simplePos="0" relativeHeight="251668480" behindDoc="0" locked="0" layoutInCell="1" allowOverlap="1" wp14:anchorId="427CB0F7" wp14:editId="331D4E4E">
+          <wp:anchor distT="0" distB="0" distL="114300" distR="114300" simplePos="0" relativeHeight="251668480" behindDoc="0" locked="0" layoutInCell="1" allowOverlap="1" wp14:anchorId="427CB0F7" wp14:editId="175DD03D">
             <wp:simplePos x="0" y="0"/>
             <wp:positionH relativeFrom="column">
               <wp:posOffset>1511300</wp:posOffset>
@@ -427,7 +412,7 @@
               <wp:posOffset>151130</wp:posOffset>
             </wp:positionV>
             <wp:extent cx="3599815" cy="2026285"/>
-            <wp:effectExtent l="0" t="0" r="635" b="0"/>
+            <wp:effectExtent l="0" t="0" r="635" b="12065"/>
             <wp:wrapTopAndBottom/>
             <wp:docPr id="1273519294" name="DC motors part 1 cover.png"/>
             <wp:cNvGraphicFramePr>
@@ -441,7 +426,7 @@
                     <pic:cNvPicPr/>
                   </pic:nvPicPr>
                   <pic:blipFill>
-                    <a:blip r:link="rId12"/>
+                    <a:blip r:link="rId10"/>
                     <a:stretch>
                       <a:fillRect/>
                     </a:stretch>
@@ -467,7 +452,7 @@
           </wp:anchor>
         </w:drawing>
       </w:r>
-      <w:hyperlink r:id="rId13" w:tgtFrame="_blank" w:history="1">
+      <w:hyperlink r:id="rId11" w:tgtFrame="_blank" w:history="1">
         <w:r>
           <w:rPr>
             <w:rStyle w:val="Hyperlink"/>
@@ -476,6 +461,11 @@
           <w:t>https://youtu.be/e4gB8YcOp8I</w:t>
         </w:r>
       </w:hyperlink>
+    </w:p>
+    <w:p>
+      <w:pPr>
+        <w:pStyle w:val="Heading2"/>
+      </w:pPr>
     </w:p>
     <w:p>
       <w:pPr>
@@ -649,9 +639,6 @@
     <w:p>
       <w:pPr>
         <w:pStyle w:val="Numberedbullet"/>
-        <w:rPr>
-          <w:rStyle w:val="NumberedbulletChar"/>
-        </w:rPr>
       </w:pPr>
       <w:r>
         <w:rPr>
@@ -660,9 +647,114 @@
         <w:t>Replace the two IF icons with a SWITCH icon.</w:t>
       </w:r>
     </w:p>
-    <w:sectPr/>
+    <w:sectPr>
+      <w:footerReference w:type="default" r:id="rId12"/>
+      <w:type w:val="continuous"/>
+      <w:pgSz w:w="11906" w:h="16838"/>
+      <w:pgMar w:top="907" w:right="567" w:bottom="567" w:left="567" w:header="709" w:footer="709" w:gutter="0"/>
+      <w:pgNumType w:start="0"/>
+      <w:cols w:space="708"/>
+      <w:titlePg/>
+      <w:docGrid w:linePitch="360"/>
+    </w:sectPr>
   </w:body>
 </w:document>
+</file>
+
+<file path=word/endnotes.xml><?xml version="1.0" encoding="utf-8"?>
+<w:endnotes xmlns:wpc="http://schemas.microsoft.com/office/word/2010/wordprocessingCanvas" xmlns:cx="http://schemas.microsoft.com/office/drawing/2014/chartex" xmlns:cx1="http://schemas.microsoft.com/office/drawing/2015/9/8/chartex" xmlns:cx2="http://schemas.microsoft.com/office/drawing/2015/10/21/chartex" xmlns:cx3="http://schemas.microsoft.com/office/drawing/2016/5/9/chartex" xmlns:cx4="http://schemas.microsoft.com/office/drawing/2016/5/10/chartex" xmlns:cx5="http://schemas.microsoft.com/office/drawing/2016/5/11/chartex" xmlns:cx6="http://schemas.microsoft.com/office/drawing/2016/5/12/chartex" xmlns:cx7="http://schemas.microsoft.com/office/drawing/2016/5/13/chartex" xmlns:cx8="http://schemas.microsoft.com/office/drawing/2016/5/14/chartex" xmlns:mc="http://schemas.openxmlformats.org/markup-compatibility/2006" xmlns:aink="http://schemas.microsoft.com/office/drawing/2016/ink" xmlns:am3d="http://schemas.microsoft.com/office/drawing/2017/model3d" xmlns:o="urn:schemas-microsoft-com:office:office" xmlns:oel="http://schemas.microsoft.com/office/2019/extlst" xmlns:r="http://schemas.openxmlformats.org/officeDocument/2006/relationships" xmlns:m="http://schemas.openxmlformats.org/officeDocument/2006/math" xmlns:v="urn:schemas-microsoft-com:vml" xmlns:wp14="http://schemas.microsoft.com/office/word/2010/wordprocessingDrawing" xmlns:wp="http://schemas.openxmlformats.org/drawingml/2006/wordprocessingDrawing" xmlns:w10="urn:schemas-microsoft-com:office:word" xmlns:w="http://schemas.openxmlformats.org/wordprocessingml/2006/main" xmlns:w14="http://schemas.microsoft.com/office/word/2010/wordml" xmlns:w15="http://schemas.microsoft.com/office/word/2012/wordml" xmlns:w16cex="http://schemas.microsoft.com/office/word/2018/wordml/cex" xmlns:w16cid="http://schemas.microsoft.com/office/word/2016/wordml/cid" xmlns:w16="http://schemas.microsoft.com/office/word/2018/wordml" xmlns:w16du="http://schemas.microsoft.com/office/word/2023/wordml/word16du" xmlns:w16sdtdh="http://schemas.microsoft.com/office/word/2020/wordml/sdtdatahash" xmlns:w16sdtfl="http://schemas.microsoft.com/office/word/2024/wordml/sdtformatlock" xmlns:w16se="http://schemas.microsoft.com/office/word/2015/wordml/symex" xmlns:wpg="http://schemas.microsoft.com/office/word/2010/wordprocessingGroup" xmlns:wpi="http://schemas.microsoft.com/office/word/2010/wordprocessingInk" xmlns:wne="http://schemas.microsoft.com/office/word/2006/wordml" xmlns:wps="http://schemas.microsoft.com/office/word/2010/wordprocessingShape" mc:Ignorable="w14 w15 w16se w16cid w16 w16cex w16sdtdh w16sdtfl w16du wp14">
+  <w:endnote w:type="separator" w:id="-1">
+    <w:p>
+      <w:r>
+        <w:separator/>
+      </w:r>
+    </w:p>
+  </w:endnote>
+  <w:endnote w:type="continuationSeparator" w:id="0">
+    <w:p>
+      <w:r>
+        <w:continuationSeparator/>
+      </w:r>
+    </w:p>
+  </w:endnote>
+</w:endnotes>
+</file>
+
+<file path=word/footer1.xml><?xml version="1.0" encoding="utf-8"?>
+<w:ftr xmlns:wpc="http://schemas.microsoft.com/office/word/2010/wordprocessingCanvas" xmlns:cx="http://schemas.microsoft.com/office/drawing/2014/chartex" xmlns:cx1="http://schemas.microsoft.com/office/drawing/2015/9/8/chartex" xmlns:cx2="http://schemas.microsoft.com/office/drawing/2015/10/21/chartex" xmlns:cx3="http://schemas.microsoft.com/office/drawing/2016/5/9/chartex" xmlns:cx4="http://schemas.microsoft.com/office/drawing/2016/5/10/chartex" xmlns:cx5="http://schemas.microsoft.com/office/drawing/2016/5/11/chartex" xmlns:cx6="http://schemas.microsoft.com/office/drawing/2016/5/12/chartex" xmlns:cx7="http://schemas.microsoft.com/office/drawing/2016/5/13/chartex" xmlns:cx8="http://schemas.microsoft.com/office/drawing/2016/5/14/chartex" xmlns:mc="http://schemas.openxmlformats.org/markup-compatibility/2006" xmlns:aink="http://schemas.microsoft.com/office/drawing/2016/ink" xmlns:am3d="http://schemas.microsoft.com/office/drawing/2017/model3d" xmlns:o="urn:schemas-microsoft-com:office:office" xmlns:oel="http://schemas.microsoft.com/office/2019/extlst" xmlns:r="http://schemas.openxmlformats.org/officeDocument/2006/relationships" xmlns:m="http://schemas.openxmlformats.org/officeDocument/2006/math" xmlns:v="urn:schemas-microsoft-com:vml" xmlns:wp14="http://schemas.microsoft.com/office/word/2010/wordprocessingDrawing" xmlns:wp="http://schemas.openxmlformats.org/drawingml/2006/wordprocessingDrawing" xmlns:w10="urn:schemas-microsoft-com:office:word" xmlns:w="http://schemas.openxmlformats.org/wordprocessingml/2006/main" xmlns:w14="http://schemas.microsoft.com/office/word/2010/wordml" xmlns:w15="http://schemas.microsoft.com/office/word/2012/wordml" xmlns:w16cex="http://schemas.microsoft.com/office/word/2018/wordml/cex" xmlns:w16cid="http://schemas.microsoft.com/office/word/2016/wordml/cid" xmlns:w16="http://schemas.microsoft.com/office/word/2018/wordml" xmlns:w16du="http://schemas.microsoft.com/office/word/2023/wordml/word16du" xmlns:w16sdtdh="http://schemas.microsoft.com/office/word/2020/wordml/sdtdatahash" xmlns:w16sdtfl="http://schemas.microsoft.com/office/word/2024/wordml/sdtformatlock" xmlns:w16se="http://schemas.microsoft.com/office/word/2015/wordml/symex" xmlns:wpg="http://schemas.microsoft.com/office/word/2010/wordprocessingGroup" xmlns:wpi="http://schemas.microsoft.com/office/word/2010/wordprocessingInk" xmlns:wne="http://schemas.microsoft.com/office/word/2006/wordml" xmlns:wps="http://schemas.microsoft.com/office/word/2010/wordprocessingShape" mc:Ignorable="w14 w15 w16se w16cid w16 w16cex w16sdtdh w16sdtfl w16du wp14">
+  <w:p>
+    <w:pPr>
+      <w:pStyle w:val="Footer"/>
+      <w:jc w:val="center"/>
+      <w:rPr>
+        <w:caps/>
+        <w:noProof/>
+        <w:color w:val="156082" w:themeColor="accent1"/>
+      </w:rPr>
+    </w:pPr>
+    <w:r>
+      <w:rPr>
+        <w:caps/>
+        <w:color w:val="156082" w:themeColor="accent1"/>
+      </w:rPr>
+      <w:fldChar w:fldCharType="begin"/>
+    </w:r>
+    <w:r>
+      <w:rPr>
+        <w:caps/>
+        <w:color w:val="156082" w:themeColor="accent1"/>
+      </w:rPr>
+      <w:instrText xml:space="preserve"> PAGE   \* MERGEFORMAT </w:instrText>
+    </w:r>
+    <w:r>
+      <w:rPr>
+        <w:caps/>
+        <w:color w:val="156082" w:themeColor="accent1"/>
+      </w:rPr>
+      <w:fldChar w:fldCharType="separate"/>
+    </w:r>
+    <w:r>
+      <w:rPr>
+        <w:caps/>
+        <w:noProof/>
+        <w:color w:val="156082" w:themeColor="accent1"/>
+      </w:rPr>
+      <w:t>2</w:t>
+    </w:r>
+    <w:r>
+      <w:rPr>
+        <w:caps/>
+        <w:noProof/>
+        <w:color w:val="156082" w:themeColor="accent1"/>
+      </w:rPr>
+      <w:fldChar w:fldCharType="end"/>
+    </w:r>
+  </w:p>
+  <w:p>
+    <w:pPr>
+      <w:pStyle w:val="Footer"/>
+    </w:pPr>
+  </w:p>
+</w:ftr>
+</file>
+
+<file path=word/footnotes.xml><?xml version="1.0" encoding="utf-8"?>
+<w:footnotes xmlns:wpc="http://schemas.microsoft.com/office/word/2010/wordprocessingCanvas" xmlns:cx="http://schemas.microsoft.com/office/drawing/2014/chartex" xmlns:cx1="http://schemas.microsoft.com/office/drawing/2015/9/8/chartex" xmlns:cx2="http://schemas.microsoft.com/office/drawing/2015/10/21/chartex" xmlns:cx3="http://schemas.microsoft.com/office/drawing/2016/5/9/chartex" xmlns:cx4="http://schemas.microsoft.com/office/drawing/2016/5/10/chartex" xmlns:cx5="http://schemas.microsoft.com/office/drawing/2016/5/11/chartex" xmlns:cx6="http://schemas.microsoft.com/office/drawing/2016/5/12/chartex" xmlns:cx7="http://schemas.microsoft.com/office/drawing/2016/5/13/chartex" xmlns:cx8="http://schemas.microsoft.com/office/drawing/2016/5/14/chartex" xmlns:mc="http://schemas.openxmlformats.org/markup-compatibility/2006" xmlns:aink="http://schemas.microsoft.com/office/drawing/2016/ink" xmlns:am3d="http://schemas.microsoft.com/office/drawing/2017/model3d" xmlns:o="urn:schemas-microsoft-com:office:office" xmlns:oel="http://schemas.microsoft.com/office/2019/extlst" xmlns:r="http://schemas.openxmlformats.org/officeDocument/2006/relationships" xmlns:m="http://schemas.openxmlformats.org/officeDocument/2006/math" xmlns:v="urn:schemas-microsoft-com:vml" xmlns:wp14="http://schemas.microsoft.com/office/word/2010/wordprocessingDrawing" xmlns:wp="http://schemas.openxmlformats.org/drawingml/2006/wordprocessingDrawing" xmlns:w10="urn:schemas-microsoft-com:office:word" xmlns:w="http://schemas.openxmlformats.org/wordprocessingml/2006/main" xmlns:w14="http://schemas.microsoft.com/office/word/2010/wordml" xmlns:w15="http://schemas.microsoft.com/office/word/2012/wordml" xmlns:w16cex="http://schemas.microsoft.com/office/word/2018/wordml/cex" xmlns:w16cid="http://schemas.microsoft.com/office/word/2016/wordml/cid" xmlns:w16="http://schemas.microsoft.com/office/word/2018/wordml" xmlns:w16du="http://schemas.microsoft.com/office/word/2023/wordml/word16du" xmlns:w16sdtdh="http://schemas.microsoft.com/office/word/2020/wordml/sdtdatahash" xmlns:w16sdtfl="http://schemas.microsoft.com/office/word/2024/wordml/sdtformatlock" xmlns:w16se="http://schemas.microsoft.com/office/word/2015/wordml/symex" xmlns:wpg="http://schemas.microsoft.com/office/word/2010/wordprocessingGroup" xmlns:wpi="http://schemas.microsoft.com/office/word/2010/wordprocessingInk" xmlns:wne="http://schemas.microsoft.com/office/word/2006/wordml" xmlns:wps="http://schemas.microsoft.com/office/word/2010/wordprocessingShape" mc:Ignorable="w14 w15 w16se w16cid w16 w16cex w16sdtdh w16sdtfl w16du wp14">
+  <w:footnote w:type="separator" w:id="-1">
+    <w:p>
+      <w:r>
+        <w:separator/>
+      </w:r>
+    </w:p>
+  </w:footnote>
+  <w:footnote w:type="continuationSeparator" w:id="0">
+    <w:p>
+      <w:r>
+        <w:continuationSeparator/>
+      </w:r>
+    </w:p>
+  </w:footnote>
+</w:footnotes>
 </file>
 
 <file path=word/numbering.xml><?xml version="1.0" encoding="utf-8"?>
@@ -3328,31 +3420,6 @@
       <w14:ligatures w14:val="none"/>
     </w:rPr>
   </w:style>
-  <w:style w:type="paragraph" w:customStyle="1" w:styleId="AIinstructions">
-    <w:name w:val="AI instructions"/>
-    <w:basedOn w:val="Normal"/>
-    <w:link w:val="AIinstructionsChar"/>
-    <w:qFormat/>
-    <w:rsid w:val="00DD1100"/>
-    <w:rPr>
-      <w:color w:val="EE0000"/>
-      <w:sz w:val="18"/>
-      <w:szCs w:val="18"/>
-    </w:rPr>
-  </w:style>
-  <w:style w:type="character" w:customStyle="1" w:styleId="AIinstructionsChar">
-    <w:name w:val="AI instructions Char"/>
-    <w:basedOn w:val="DefaultParagraphFont"/>
-    <w:link w:val="AIinstructions"/>
-    <w:rsid w:val="00DD1100"/>
-    <w:rPr>
-      <w:rFonts w:ascii="Arial" w:hAnsi="Arial" w:cs="Arial"/>
-      <w:color w:val="EE0000"/>
-      <w:sz w:val="18"/>
-      <w:szCs w:val="18"/>
-      <w14:ligatures w14:val="none"/>
-    </w:rPr>
-  </w:style>
 </w:styles>
 </file>
 
@@ -3649,4 +3716,16 @@
     </a:ext>
   </a:extLst>
 </a:theme>
+</file>
+
+<file path=customXml/item1.xml><?xml version="1.0" encoding="utf-8"?>
+<b:Sources xmlns:b="http://schemas.openxmlformats.org/officeDocument/2006/bibliography" xmlns="http://schemas.openxmlformats.org/officeDocument/2006/bibliography" SelectedStyle="\APASixthEditionOfficeOnline.xsl" StyleName="APA" Version="6"/>
+</file>
+
+<file path=customXml/itemProps1.xml><?xml version="1.0" encoding="utf-8"?>
+<ds:datastoreItem xmlns:ds="http://schemas.openxmlformats.org/officeDocument/2006/customXml" ds:itemID="{BE5A20E6-7732-4185-AAE9-74F072D597D3}">
+  <ds:schemaRefs>
+    <ds:schemaRef ds:uri="http://schemas.openxmlformats.org/officeDocument/2006/bibliography"/>
+  </ds:schemaRefs>
+</ds:datastoreItem>
 </file>
--- a/content/CP0507/CP0507-1.docx
+++ b/content/CP0507/CP0507-1.docx
@@ -33,6 +33,7 @@
           <w:p>
             <w:pPr>
               <w:rPr>
+                <w:rFonts w:cs="Arial"/>
                 <w:b/>
                 <w:bCs/>
                 <w:sz w:val="40"/>
@@ -54,25 +55,56 @@
           </w:tcPr>
           <w:p>
             <w:pPr>
-              <w:pStyle w:val="Wsnumber"/>
+              <w:rPr>
+                <w:rFonts w:cs="Arial"/>
+                <w:b/>
+                <w:bCs/>
+                <w:sz w:val="40"/>
+                <w:szCs w:val="40"/>
+              </w:rPr>
             </w:pPr>
             <w:r>
+              <w:rPr>
+                <w:rFonts w:cs="Arial"/>
+                <w:b/>
+                <w:bCs/>
+                <w:sz w:val="40"/>
+                <w:szCs w:val="40"/>
+              </w:rPr>
               <w:t>Worksheet 1</w:t>
             </w:r>
           </w:p>
           <w:p>
             <w:pPr>
-              <w:pStyle w:val="Wsname"/>
+              <w:rPr>
+                <w:rFonts w:cs="Arial"/>
+                <w:sz w:val="32"/>
+                <w:szCs w:val="32"/>
+              </w:rPr>
             </w:pPr>
             <w:r>
+              <w:rPr>
+                <w:rFonts w:cs="Arial"/>
+                <w:sz w:val="32"/>
+                <w:szCs w:val="32"/>
+              </w:rPr>
               <w:t>Simple DC motor control</w:t>
             </w:r>
           </w:p>
           <w:p>
             <w:pPr>
-              <w:pStyle w:val="Wsreference"/>
+              <w:rPr>
+                <w:rFonts w:cs="Arial"/>
+                <w:sz w:val="14"/>
+                <w:szCs w:val="14"/>
+              </w:rPr>
             </w:pPr>
             <w:r>
+              <w:rPr>
+                <w:rFonts w:cs="Arial"/>
+                <w:sz w:val="14"/>
+                <w:szCs w:val="14"/>
+              </w:rPr>
               <w:t>CP0507-1</w:t>
             </w:r>
           </w:p>
@@ -89,9 +121,23 @@
           </w:tcPr>
           <w:p>
             <w:pPr>
-              <w:pStyle w:val="Packtitle-topright"/>
+              <w:jc w:val="center"/>
+              <w:rPr>
+                <w:rFonts w:cs="Arial"/>
+                <w:b/>
+                <w:bCs/>
+                <w:sz w:val="32"/>
+                <w:szCs w:val="32"/>
+              </w:rPr>
             </w:pPr>
             <w:r>
+              <w:rPr>
+                <w:rFonts w:cs="Arial"/>
+                <w:b/>
+                <w:bCs/>
+                <w:sz w:val="32"/>
+                <w:szCs w:val="32"/>
+              </w:rPr>
               <w:t>Motors and microcontrollers</w:t>
             </w:r>
           </w:p>
@@ -177,7 +223,14 @@
               <w:right w:val="nil"/>
             </w:tcBorders>
           </w:tcPr>
-          <w:p/>
+          <w:p>
+            <w:pPr>
+              <w:widowControl w:val="0"/>
+              <w:rPr>
+                <w14:ligatures w14:val="none"/>
+              </w:rPr>
+            </w:pPr>
+          </w:p>
         </w:tc>
         <w:tc>
           <w:tcPr>
@@ -190,21 +243,59 @@
               <w:right w:val="nil"/>
             </w:tcBorders>
           </w:tcPr>
-          <w:p/>
           <w:p>
+            <w:pPr>
+              <w:widowControl w:val="0"/>
+              <w:rPr>
+                <w14:ligatures w14:val="none"/>
+              </w:rPr>
+            </w:pPr>
+          </w:p>
+          <w:p>
+            <w:pPr>
+              <w:widowControl w:val="0"/>
+              <w:rPr>
+                <w14:ligatures w14:val="none"/>
+              </w:rPr>
+            </w:pPr>
             <w:r>
+              <w:rPr>
+                <w14:ligatures w14:val="none"/>
+              </w:rPr>
               <w:t xml:space="preserve">There is a huge number of </w:t>
             </w:r>
             <w:r>
+              <w:rPr>
+                <w14:ligatures w14:val="none"/>
+              </w:rPr>
               <w:t>devices</w:t>
             </w:r>
             <w:r>
+              <w:rPr>
+                <w14:ligatures w14:val="none"/>
+              </w:rPr>
               <w:t xml:space="preserve"> that use small motors including toys, electric toothbrushes, medical and mechatronics systems. Turning them on and off requires the use of a relay or a transistor. Varying the speed requires the use of Pulse Width Modulation as a power control technique.</w:t>
             </w:r>
           </w:p>
-          <w:p/>
           <w:p>
+            <w:pPr>
+              <w:widowControl w:val="0"/>
+              <w:rPr>
+                <w14:ligatures w14:val="none"/>
+              </w:rPr>
+            </w:pPr>
+          </w:p>
+          <w:p>
+            <w:pPr>
+              <w:widowControl w:val="0"/>
+              <w:rPr>
+                <w14:ligatures w14:val="none"/>
+              </w:rPr>
+            </w:pPr>
             <w:r>
+              <w:rPr>
+                <w14:ligatures w14:val="none"/>
+              </w:rPr>
               <w:t>In this worksheet you will learn how to use a potentiometer and PWM to control the speed of a simple DC motor.</w:t>
             </w:r>
           </w:p>
@@ -227,7 +318,7 @@
                 <w:noProof/>
               </w:rPr>
               <w:drawing>
-                <wp:anchor distT="0" distB="0" distL="114300" distR="114300" simplePos="0" relativeHeight="251694080" behindDoc="0" locked="0" layoutInCell="1" allowOverlap="1" wp14:anchorId="7122A075" wp14:editId="3C249621">
+                <wp:anchor distT="0" distB="0" distL="114300" distR="114300" simplePos="0" relativeHeight="251694080" behindDoc="0" locked="0" layoutInCell="1" allowOverlap="1" wp14:anchorId="7122A075" wp14:editId="68397E58">
                   <wp:simplePos x="0" y="0"/>
                   <wp:positionH relativeFrom="column">
                     <wp:posOffset>619878</wp:posOffset>
@@ -236,7 +327,7 @@
                     <wp:posOffset>56486</wp:posOffset>
                   </wp:positionV>
                   <wp:extent cx="2676752" cy="1793425"/>
-                  <wp:effectExtent l="0" t="0" r="9525" b="16510"/>
+                  <wp:effectExtent l="0" t="0" r="0" b="0"/>
                   <wp:wrapNone/>
                   <wp:docPr id="1232128191" name="ws1 dc motor.png" descr="A small metal device with a round motor&#10;&#10;Description automatically generated with medium confidence"/>
                   <wp:cNvGraphicFramePr>
@@ -250,7 +341,7 @@
                           <pic:cNvPicPr/>
                         </pic:nvPicPr>
                         <pic:blipFill>
-                          <a:blip r:link="rId8"/>
+                          <a:blip r:embed="rId6" r:link="rId7"/>
                           <a:stretch>
                             <a:fillRect/>
                           </a:stretch>
@@ -342,6 +433,7 @@
     </w:tbl>
     <w:p>
       <w:pPr>
+        <w:widowControl w:val="0"/>
         <w:tabs>
           <w:tab w:val="left" w:pos="330"/>
         </w:tabs>
@@ -349,6 +441,7 @@
         <w:rPr>
           <w:b/>
           <w:bCs/>
+          <w14:ligatures w14:val="none"/>
         </w:rPr>
       </w:pPr>
       <w:r>
@@ -358,61 +451,16 @@
           <w:noProof/>
         </w:rPr>
         <w:drawing>
-          <wp:inline distT="0" distB="0" distL="0" distR="0" wp14:anchorId="755A0668" wp14:editId="208C9D52">
-            <wp:extent cx="1440000" cy="331200"/>
-            <wp:effectExtent l="0" t="0" r="8255" b="12065"/>
-            <wp:docPr id="492528172" name="youtube logo.png" descr="A black text on a white background&#10;&#10;Description automatically generated"/>
-            <wp:cNvGraphicFramePr>
-              <a:graphicFrameLocks xmlns:a="http://schemas.openxmlformats.org/drawingml/2006/main" noChangeAspect="1"/>
-            </wp:cNvGraphicFramePr>
-            <a:graphic xmlns:a="http://schemas.openxmlformats.org/drawingml/2006/main">
-              <a:graphicData uri="http://schemas.openxmlformats.org/drawingml/2006/picture">
-                <pic:pic xmlns:pic="http://schemas.openxmlformats.org/drawingml/2006/picture">
-                  <pic:nvPicPr>
-                    <pic:cNvPr id="492528172" name="youtube logo.png" descr="A black text on a white background&#10;&#10;Description automatically generated"/>
-                    <pic:cNvPicPr/>
-                  </pic:nvPicPr>
-                  <pic:blipFill>
-                    <a:blip r:link="rId9"/>
-                    <a:stretch>
-                      <a:fillRect/>
-                    </a:stretch>
-                  </pic:blipFill>
-                  <pic:spPr>
-                    <a:xfrm>
-                      <a:off x="0" y="0"/>
-                      <a:ext cx="1440000" cy="331200"/>
-                    </a:xfrm>
-                    <a:prstGeom prst="rect">
-                      <a:avLst/>
-                    </a:prstGeom>
-                  </pic:spPr>
-                </pic:pic>
-              </a:graphicData>
-            </a:graphic>
-          </wp:inline>
-        </w:drawing>
-      </w:r>
-    </w:p>
-    <w:p>
-      <w:pPr>
-        <w:pStyle w:val="YouTubelinkURL"/>
-      </w:pPr>
-      <w:r>
-        <w:rPr>
-          <w:noProof/>
-        </w:rPr>
-        <w:drawing>
-          <wp:anchor distT="0" distB="0" distL="114300" distR="114300" simplePos="0" relativeHeight="251668480" behindDoc="0" locked="0" layoutInCell="1" allowOverlap="1" wp14:anchorId="427CB0F7" wp14:editId="175DD03D">
+          <wp:anchor distT="0" distB="0" distL="114300" distR="114300" simplePos="0" relativeHeight="251668480" behindDoc="0" locked="0" layoutInCell="1" allowOverlap="1" wp14:anchorId="427CB0F7" wp14:editId="1F01B706">
             <wp:simplePos x="0" y="0"/>
             <wp:positionH relativeFrom="column">
-              <wp:posOffset>1511300</wp:posOffset>
+              <wp:posOffset>1506855</wp:posOffset>
             </wp:positionH>
             <wp:positionV relativeFrom="paragraph">
-              <wp:posOffset>151130</wp:posOffset>
+              <wp:posOffset>568960</wp:posOffset>
             </wp:positionV>
-            <wp:extent cx="3599815" cy="2026285"/>
-            <wp:effectExtent l="0" t="0" r="635" b="12065"/>
+            <wp:extent cx="3599815" cy="2024380"/>
+            <wp:effectExtent l="0" t="0" r="635" b="0"/>
             <wp:wrapTopAndBottom/>
             <wp:docPr id="1273519294" name="DC motors part 1 cover.png"/>
             <wp:cNvGraphicFramePr>
@@ -426,7 +474,13 @@
                     <pic:cNvPicPr/>
                   </pic:nvPicPr>
                   <pic:blipFill>
-                    <a:blip r:link="rId10"/>
+                    <a:blip r:embed="rId8" cstate="print">
+                      <a:extLst>
+                        <a:ext uri="{28A0092B-C50C-407E-A947-70E740481C1C}">
+                          <a14:useLocalDpi xmlns:a14="http://schemas.microsoft.com/office/drawing/2010/main" val="0"/>
+                        </a:ext>
+                      </a:extLst>
+                    </a:blip>
                     <a:stretch>
                       <a:fillRect/>
                     </a:stretch>
@@ -434,7 +488,7 @@
                   <pic:spPr>
                     <a:xfrm>
                       <a:off x="0" y="0"/>
-                      <a:ext cx="3599815" cy="2026285"/>
+                      <a:ext cx="3599815" cy="2024380"/>
                     </a:xfrm>
                     <a:prstGeom prst="rect">
                       <a:avLst/>
@@ -452,11 +506,72 @@
           </wp:anchor>
         </w:drawing>
       </w:r>
-      <w:hyperlink r:id="rId11" w:tgtFrame="_blank" w:history="1">
+      <w:r>
+        <w:rPr>
+          <w:b/>
+          <w:bCs/>
+          <w:noProof/>
+        </w:rPr>
+        <w:drawing>
+          <wp:inline distT="0" distB="0" distL="0" distR="0" wp14:anchorId="755A0668" wp14:editId="6BFB33DE">
+            <wp:extent cx="1438820" cy="331200"/>
+            <wp:effectExtent l="0" t="0" r="0" b="0"/>
+            <wp:docPr id="492528172" name="youtube logo.png"/>
+            <wp:cNvGraphicFramePr>
+              <a:graphicFrameLocks xmlns:a="http://schemas.openxmlformats.org/drawingml/2006/main" noChangeAspect="1"/>
+            </wp:cNvGraphicFramePr>
+            <a:graphic xmlns:a="http://schemas.openxmlformats.org/drawingml/2006/main">
+              <a:graphicData uri="http://schemas.openxmlformats.org/drawingml/2006/picture">
+                <pic:pic xmlns:pic="http://schemas.openxmlformats.org/drawingml/2006/picture">
+                  <pic:nvPicPr>
+                    <pic:cNvPr id="492528172" name="youtube logo.png"/>
+                    <pic:cNvPicPr/>
+                  </pic:nvPicPr>
+                  <pic:blipFill>
+                    <a:blip r:embed="rId9" cstate="print">
+                      <a:extLst>
+                        <a:ext uri="{28A0092B-C50C-407E-A947-70E740481C1C}">
+                          <a14:useLocalDpi xmlns:a14="http://schemas.microsoft.com/office/drawing/2010/main" val="0"/>
+                        </a:ext>
+                      </a:extLst>
+                    </a:blip>
+                    <a:stretch>
+                      <a:fillRect/>
+                    </a:stretch>
+                  </pic:blipFill>
+                  <pic:spPr>
+                    <a:xfrm>
+                      <a:off x="0" y="0"/>
+                      <a:ext cx="1438820" cy="331200"/>
+                    </a:xfrm>
+                    <a:prstGeom prst="rect">
+                      <a:avLst/>
+                    </a:prstGeom>
+                  </pic:spPr>
+                </pic:pic>
+              </a:graphicData>
+            </a:graphic>
+          </wp:inline>
+        </w:drawing>
+      </w:r>
+    </w:p>
+    <w:p>
+      <w:pPr>
+        <w:jc w:val="center"/>
+        <w:rPr>
+          <w:rFonts w:ascii="Calibri" w:hAnsi="Calibri" w:cs="Calibri"/>
+          <w14:ligatures w14:val="none"/>
+        </w:rPr>
+      </w:pPr>
+      <w:hyperlink r:id="rId10" w:tgtFrame="_blank" w:history="1">
         <w:r>
           <w:rPr>
             <w:rStyle w:val="Hyperlink"/>
-            <w:color w:val="156082" w:themeColor="accent1"/>
+            <w:rFonts w:ascii="Roboto" w:hAnsi="Roboto"/>
+            <w:color w:val="065FD4"/>
+            <w:sz w:val="23"/>
+            <w:szCs w:val="23"/>
+            <w:shd w:val="clear" w:color="auto" w:fill="F9F9F9"/>
           </w:rPr>
           <w:t>https://youtu.be/e4gB8YcOp8I</w:t>
         </w:r>
@@ -464,20 +579,26 @@
     </w:p>
     <w:p>
       <w:pPr>
-        <w:pStyle w:val="Heading2"/>
-      </w:pPr>
-    </w:p>
-    <w:p>
-      <w:pPr>
-        <w:pStyle w:val="Heading2"/>
+        <w:rPr>
+          <w:b/>
+          <w:bCs/>
+        </w:rPr>
       </w:pPr>
       <w:r>
+        <w:rPr>
+          <w:b/>
+          <w:bCs/>
+        </w:rPr>
         <w:t>Over to you:</w:t>
       </w:r>
     </w:p>
     <w:p>
       <w:pPr>
-        <w:pStyle w:val="Bullet"/>
+        <w:pStyle w:val="ListParagraph"/>
+        <w:numPr>
+          <w:ilvl w:val="0"/>
+          <w:numId w:val="18"/>
+        </w:numPr>
       </w:pPr>
       <w:r>
         <w:t xml:space="preserve">Watch the video “Controlling DC motors – </w:t>
@@ -499,7 +620,11 @@
     </w:p>
     <w:p>
       <w:pPr>
-        <w:pStyle w:val="Bullet"/>
+        <w:pStyle w:val="ListParagraph"/>
+        <w:numPr>
+          <w:ilvl w:val="0"/>
+          <w:numId w:val="18"/>
+        </w:numPr>
       </w:pPr>
       <w:r>
         <w:t>Load the file “</w:t>
@@ -513,7 +638,11 @@
     </w:p>
     <w:p>
       <w:pPr>
-        <w:pStyle w:val="Bullet"/>
+        <w:pStyle w:val="ListParagraph"/>
+        <w:numPr>
+          <w:ilvl w:val="0"/>
+          <w:numId w:val="18"/>
+        </w:numPr>
       </w:pPr>
       <w:r>
         <w:t xml:space="preserve">The program </w:t>
@@ -530,15 +659,30 @@
     </w:p>
     <w:p>
       <w:pPr>
-        <w:pStyle w:val="Heading2"/>
+        <w:rPr>
+          <w:b/>
+          <w:bCs/>
+        </w:rPr>
       </w:pPr>
       <w:r>
+        <w:rPr>
+          <w:b/>
+          <w:bCs/>
+        </w:rPr>
         <w:t>Challenge:</w:t>
       </w:r>
     </w:p>
     <w:p>
       <w:pPr>
-        <w:pStyle w:val="Bullet"/>
+        <w:pStyle w:val="ListParagraph"/>
+        <w:numPr>
+          <w:ilvl w:val="0"/>
+          <w:numId w:val="18"/>
+        </w:numPr>
+        <w:rPr>
+          <w:rFonts w:cs="Arial"/>
+          <w14:ligatures w14:val="none"/>
+        </w:rPr>
       </w:pPr>
       <w:r>
         <w:t xml:space="preserve">Modify the program so that two switches control the </w:t>
@@ -566,7 +710,15 @@
     </w:p>
     <w:p>
       <w:pPr>
-        <w:pStyle w:val="Bullet"/>
+        <w:pStyle w:val="ListParagraph"/>
+        <w:numPr>
+          <w:ilvl w:val="0"/>
+          <w:numId w:val="18"/>
+        </w:numPr>
+        <w:rPr>
+          <w:rFonts w:cs="Arial"/>
+          <w14:ligatures w14:val="none"/>
+        </w:rPr>
       </w:pPr>
       <w:r>
         <w:t>Print the speed on the LCD.</w:t>
@@ -574,9 +726,16 @@
     </w:p>
     <w:p>
       <w:pPr>
-        <w:pStyle w:val="Heading2"/>
+        <w:rPr>
+          <w:b/>
+          <w:bCs/>
+        </w:rPr>
       </w:pPr>
       <w:r>
+        <w:rPr>
+          <w:b/>
+          <w:bCs/>
+        </w:rPr>
         <w:t>Hints:</w:t>
       </w:r>
     </w:p>
@@ -648,7 +807,6 @@
       </w:r>
     </w:p>
     <w:sectPr>
-      <w:footerReference w:type="default" r:id="rId12"/>
       <w:type w:val="continuous"/>
       <w:pgSz w:w="11906" w:h="16838"/>
       <w:pgMar w:top="907" w:right="567" w:bottom="567" w:left="567" w:header="709" w:footer="709" w:gutter="0"/>
@@ -661,102 +819,6 @@
 </w:document>
 </file>
 
-<file path=word/endnotes.xml><?xml version="1.0" encoding="utf-8"?>
-<w:endnotes xmlns:wpc="http://schemas.microsoft.com/office/word/2010/wordprocessingCanvas" xmlns:cx="http://schemas.microsoft.com/office/drawing/2014/chartex" xmlns:cx1="http://schemas.microsoft.com/office/drawing/2015/9/8/chartex" xmlns:cx2="http://schemas.microsoft.com/office/drawing/2015/10/21/chartex" xmlns:cx3="http://schemas.microsoft.com/office/drawing/2016/5/9/chartex" xmlns:cx4="http://schemas.microsoft.com/office/drawing/2016/5/10/chartex" xmlns:cx5="http://schemas.microsoft.com/office/drawing/2016/5/11/chartex" xmlns:cx6="http://schemas.microsoft.com/office/drawing/2016/5/12/chartex" xmlns:cx7="http://schemas.microsoft.com/office/drawing/2016/5/13/chartex" xmlns:cx8="http://schemas.microsoft.com/office/drawing/2016/5/14/chartex" xmlns:mc="http://schemas.openxmlformats.org/markup-compatibility/2006" xmlns:aink="http://schemas.microsoft.com/office/drawing/2016/ink" xmlns:am3d="http://schemas.microsoft.com/office/drawing/2017/model3d" xmlns:o="urn:schemas-microsoft-com:office:office" xmlns:oel="http://schemas.microsoft.com/office/2019/extlst" xmlns:r="http://schemas.openxmlformats.org/officeDocument/2006/relationships" xmlns:m="http://schemas.openxmlformats.org/officeDocument/2006/math" xmlns:v="urn:schemas-microsoft-com:vml" xmlns:wp14="http://schemas.microsoft.com/office/word/2010/wordprocessingDrawing" xmlns:wp="http://schemas.openxmlformats.org/drawingml/2006/wordprocessingDrawing" xmlns:w10="urn:schemas-microsoft-com:office:word" xmlns:w="http://schemas.openxmlformats.org/wordprocessingml/2006/main" xmlns:w14="http://schemas.microsoft.com/office/word/2010/wordml" xmlns:w15="http://schemas.microsoft.com/office/word/2012/wordml" xmlns:w16cex="http://schemas.microsoft.com/office/word/2018/wordml/cex" xmlns:w16cid="http://schemas.microsoft.com/office/word/2016/wordml/cid" xmlns:w16="http://schemas.microsoft.com/office/word/2018/wordml" xmlns:w16du="http://schemas.microsoft.com/office/word/2023/wordml/word16du" xmlns:w16sdtdh="http://schemas.microsoft.com/office/word/2020/wordml/sdtdatahash" xmlns:w16sdtfl="http://schemas.microsoft.com/office/word/2024/wordml/sdtformatlock" xmlns:w16se="http://schemas.microsoft.com/office/word/2015/wordml/symex" xmlns:wpg="http://schemas.microsoft.com/office/word/2010/wordprocessingGroup" xmlns:wpi="http://schemas.microsoft.com/office/word/2010/wordprocessingInk" xmlns:wne="http://schemas.microsoft.com/office/word/2006/wordml" xmlns:wps="http://schemas.microsoft.com/office/word/2010/wordprocessingShape" mc:Ignorable="w14 w15 w16se w16cid w16 w16cex w16sdtdh w16sdtfl w16du wp14">
-  <w:endnote w:type="separator" w:id="-1">
-    <w:p>
-      <w:r>
-        <w:separator/>
-      </w:r>
-    </w:p>
-  </w:endnote>
-  <w:endnote w:type="continuationSeparator" w:id="0">
-    <w:p>
-      <w:r>
-        <w:continuationSeparator/>
-      </w:r>
-    </w:p>
-  </w:endnote>
-</w:endnotes>
-</file>
-
-<file path=word/footer1.xml><?xml version="1.0" encoding="utf-8"?>
-<w:ftr xmlns:wpc="http://schemas.microsoft.com/office/word/2010/wordprocessingCanvas" xmlns:cx="http://schemas.microsoft.com/office/drawing/2014/chartex" xmlns:cx1="http://schemas.microsoft.com/office/drawing/2015/9/8/chartex" xmlns:cx2="http://schemas.microsoft.com/office/drawing/2015/10/21/chartex" xmlns:cx3="http://schemas.microsoft.com/office/drawing/2016/5/9/chartex" xmlns:cx4="http://schemas.microsoft.com/office/drawing/2016/5/10/chartex" xmlns:cx5="http://schemas.microsoft.com/office/drawing/2016/5/11/chartex" xmlns:cx6="http://schemas.microsoft.com/office/drawing/2016/5/12/chartex" xmlns:cx7="http://schemas.microsoft.com/office/drawing/2016/5/13/chartex" xmlns:cx8="http://schemas.microsoft.com/office/drawing/2016/5/14/chartex" xmlns:mc="http://schemas.openxmlformats.org/markup-compatibility/2006" xmlns:aink="http://schemas.microsoft.com/office/drawing/2016/ink" xmlns:am3d="http://schemas.microsoft.com/office/drawing/2017/model3d" xmlns:o="urn:schemas-microsoft-com:office:office" xmlns:oel="http://schemas.microsoft.com/office/2019/extlst" xmlns:r="http://schemas.openxmlformats.org/officeDocument/2006/relationships" xmlns:m="http://schemas.openxmlformats.org/officeDocument/2006/math" xmlns:v="urn:schemas-microsoft-com:vml" xmlns:wp14="http://schemas.microsoft.com/office/word/2010/wordprocessingDrawing" xmlns:wp="http://schemas.openxmlformats.org/drawingml/2006/wordprocessingDrawing" xmlns:w10="urn:schemas-microsoft-com:office:word" xmlns:w="http://schemas.openxmlformats.org/wordprocessingml/2006/main" xmlns:w14="http://schemas.microsoft.com/office/word/2010/wordml" xmlns:w15="http://schemas.microsoft.com/office/word/2012/wordml" xmlns:w16cex="http://schemas.microsoft.com/office/word/2018/wordml/cex" xmlns:w16cid="http://schemas.microsoft.com/office/word/2016/wordml/cid" xmlns:w16="http://schemas.microsoft.com/office/word/2018/wordml" xmlns:w16du="http://schemas.microsoft.com/office/word/2023/wordml/word16du" xmlns:w16sdtdh="http://schemas.microsoft.com/office/word/2020/wordml/sdtdatahash" xmlns:w16sdtfl="http://schemas.microsoft.com/office/word/2024/wordml/sdtformatlock" xmlns:w16se="http://schemas.microsoft.com/office/word/2015/wordml/symex" xmlns:wpg="http://schemas.microsoft.com/office/word/2010/wordprocessingGroup" xmlns:wpi="http://schemas.microsoft.com/office/word/2010/wordprocessingInk" xmlns:wne="http://schemas.microsoft.com/office/word/2006/wordml" xmlns:wps="http://schemas.microsoft.com/office/word/2010/wordprocessingShape" mc:Ignorable="w14 w15 w16se w16cid w16 w16cex w16sdtdh w16sdtfl w16du wp14">
-  <w:p>
-    <w:pPr>
-      <w:pStyle w:val="Footer"/>
-      <w:jc w:val="center"/>
-      <w:rPr>
-        <w:caps/>
-        <w:noProof/>
-        <w:color w:val="156082" w:themeColor="accent1"/>
-      </w:rPr>
-    </w:pPr>
-    <w:r>
-      <w:rPr>
-        <w:caps/>
-        <w:color w:val="156082" w:themeColor="accent1"/>
-      </w:rPr>
-      <w:fldChar w:fldCharType="begin"/>
-    </w:r>
-    <w:r>
-      <w:rPr>
-        <w:caps/>
-        <w:color w:val="156082" w:themeColor="accent1"/>
-      </w:rPr>
-      <w:instrText xml:space="preserve"> PAGE   \* MERGEFORMAT </w:instrText>
-    </w:r>
-    <w:r>
-      <w:rPr>
-        <w:caps/>
-        <w:color w:val="156082" w:themeColor="accent1"/>
-      </w:rPr>
-      <w:fldChar w:fldCharType="separate"/>
-    </w:r>
-    <w:r>
-      <w:rPr>
-        <w:caps/>
-        <w:noProof/>
-        <w:color w:val="156082" w:themeColor="accent1"/>
-      </w:rPr>
-      <w:t>2</w:t>
-    </w:r>
-    <w:r>
-      <w:rPr>
-        <w:caps/>
-        <w:noProof/>
-        <w:color w:val="156082" w:themeColor="accent1"/>
-      </w:rPr>
-      <w:fldChar w:fldCharType="end"/>
-    </w:r>
-  </w:p>
-  <w:p>
-    <w:pPr>
-      <w:pStyle w:val="Footer"/>
-    </w:pPr>
-  </w:p>
-</w:ftr>
-</file>
-
-<file path=word/footnotes.xml><?xml version="1.0" encoding="utf-8"?>
-<w:footnotes xmlns:wpc="http://schemas.microsoft.com/office/word/2010/wordprocessingCanvas" xmlns:cx="http://schemas.microsoft.com/office/drawing/2014/chartex" xmlns:cx1="http://schemas.microsoft.com/office/drawing/2015/9/8/chartex" xmlns:cx2="http://schemas.microsoft.com/office/drawing/2015/10/21/chartex" xmlns:cx3="http://schemas.microsoft.com/office/drawing/2016/5/9/chartex" xmlns:cx4="http://schemas.microsoft.com/office/drawing/2016/5/10/chartex" xmlns:cx5="http://schemas.microsoft.com/office/drawing/2016/5/11/chartex" xmlns:cx6="http://schemas.microsoft.com/office/drawing/2016/5/12/chartex" xmlns:cx7="http://schemas.microsoft.com/office/drawing/2016/5/13/chartex" xmlns:cx8="http://schemas.microsoft.com/office/drawing/2016/5/14/chartex" xmlns:mc="http://schemas.openxmlformats.org/markup-compatibility/2006" xmlns:aink="http://schemas.microsoft.com/office/drawing/2016/ink" xmlns:am3d="http://schemas.microsoft.com/office/drawing/2017/model3d" xmlns:o="urn:schemas-microsoft-com:office:office" xmlns:oel="http://schemas.microsoft.com/office/2019/extlst" xmlns:r="http://schemas.openxmlformats.org/officeDocument/2006/relationships" xmlns:m="http://schemas.openxmlformats.org/officeDocument/2006/math" xmlns:v="urn:schemas-microsoft-com:vml" xmlns:wp14="http://schemas.microsoft.com/office/word/2010/wordprocessingDrawing" xmlns:wp="http://schemas.openxmlformats.org/drawingml/2006/wordprocessingDrawing" xmlns:w10="urn:schemas-microsoft-com:office:word" xmlns:w="http://schemas.openxmlformats.org/wordprocessingml/2006/main" xmlns:w14="http://schemas.microsoft.com/office/word/2010/wordml" xmlns:w15="http://schemas.microsoft.com/office/word/2012/wordml" xmlns:w16cex="http://schemas.microsoft.com/office/word/2018/wordml/cex" xmlns:w16cid="http://schemas.microsoft.com/office/word/2016/wordml/cid" xmlns:w16="http://schemas.microsoft.com/office/word/2018/wordml" xmlns:w16du="http://schemas.microsoft.com/office/word/2023/wordml/word16du" xmlns:w16sdtdh="http://schemas.microsoft.com/office/word/2020/wordml/sdtdatahash" xmlns:w16sdtfl="http://schemas.microsoft.com/office/word/2024/wordml/sdtformatlock" xmlns:w16se="http://schemas.microsoft.com/office/word/2015/wordml/symex" xmlns:wpg="http://schemas.microsoft.com/office/word/2010/wordprocessingGroup" xmlns:wpi="http://schemas.microsoft.com/office/word/2010/wordprocessingInk" xmlns:wne="http://schemas.microsoft.com/office/word/2006/wordml" xmlns:wps="http://schemas.microsoft.com/office/word/2010/wordprocessingShape" mc:Ignorable="w14 w15 w16se w16cid w16 w16cex w16sdtdh w16sdtfl w16du wp14">
-  <w:footnote w:type="separator" w:id="-1">
-    <w:p>
-      <w:r>
-        <w:separator/>
-      </w:r>
-    </w:p>
-  </w:footnote>
-  <w:footnote w:type="continuationSeparator" w:id="0">
-    <w:p>
-      <w:r>
-        <w:continuationSeparator/>
-      </w:r>
-    </w:p>
-  </w:footnote>
-</w:footnotes>
-</file>
-
 <file path=word/numbering.xml><?xml version="1.0" encoding="utf-8"?>
 <w:numbering xmlns:wpc="http://schemas.microsoft.com/office/word/2010/wordprocessingCanvas" xmlns:cx="http://schemas.microsoft.com/office/drawing/2014/chartex" xmlns:cx1="http://schemas.microsoft.com/office/drawing/2015/9/8/chartex" xmlns:cx2="http://schemas.microsoft.com/office/drawing/2015/10/21/chartex" xmlns:cx3="http://schemas.microsoft.com/office/drawing/2016/5/9/chartex" xmlns:cx4="http://schemas.microsoft.com/office/drawing/2016/5/10/chartex" xmlns:cx5="http://schemas.microsoft.com/office/drawing/2016/5/11/chartex" xmlns:cx6="http://schemas.microsoft.com/office/drawing/2016/5/12/chartex" xmlns:cx7="http://schemas.microsoft.com/office/drawing/2016/5/13/chartex" xmlns:cx8="http://schemas.microsoft.com/office/drawing/2016/5/14/chartex" xmlns:mc="http://schemas.openxmlformats.org/markup-compatibility/2006" xmlns:aink="http://schemas.microsoft.com/office/drawing/2016/ink" xmlns:am3d="http://schemas.microsoft.com/office/drawing/2017/model3d" xmlns:o="urn:schemas-microsoft-com:office:office" xmlns:oel="http://schemas.microsoft.com/office/2019/extlst" xmlns:r="http://schemas.openxmlformats.org/officeDocument/2006/relationships" xmlns:m="http://schemas.openxmlformats.org/officeDocument/2006/math" xmlns:v="urn:schemas-microsoft-com:vml" xmlns:wp14="http://schemas.microsoft.com/office/word/2010/wordprocessingDrawing" xmlns:wp="http://schemas.openxmlformats.org/drawingml/2006/wordprocessingDrawing" xmlns:w10="urn:schemas-microsoft-com:office:word" xmlns:w="http://schemas.openxmlformats.org/wordprocessingml/2006/main" xmlns:w14="http://schemas.microsoft.com/office/word/2010/wordml" xmlns:w15="http://schemas.microsoft.com/office/word/2012/wordml" xmlns:w16cex="http://schemas.microsoft.com/office/word/2018/wordml/cex" xmlns:w16cid="http://schemas.microsoft.com/office/word/2016/wordml/cid" xmlns:w16="http://schemas.microsoft.com/office/word/2018/wordml" xmlns:w16du="http://schemas.microsoft.com/office/word/2023/wordml/word16du" xmlns:w16sdtdh="http://schemas.microsoft.com/office/word/2020/wordml/sdtdatahash" xmlns:w16sdtfl="http://schemas.microsoft.com/office/word/2024/wordml/sdtformatlock" xmlns:w16se="http://schemas.microsoft.com/office/word/2015/wordml/symex" xmlns:wpg="http://schemas.microsoft.com/office/word/2010/wordprocessingGroup" xmlns:wpi="http://schemas.microsoft.com/office/word/2010/wordprocessingInk" xmlns:wne="http://schemas.microsoft.com/office/word/2006/wordml" xmlns:wps="http://schemas.microsoft.com/office/word/2010/wordprocessingShape" mc:Ignorable="w14 w15 w16se w16cid w16 w16cex w16sdtdh w16sdtfl w16du wp14">
   <w:abstractNum w:abstractNumId="0" w15:restartNumberingAfterBreak="0">
@@ -1300,11 +1362,10 @@
   <w:abstractNum w:abstractNumId="5" w15:restartNumberingAfterBreak="0">
     <w:nsid w:val="510F0421"/>
     <w:multiLevelType w:val="hybridMultilevel"/>
-    <w:tmpl w:val="FEC092D4"/>
-    <w:lvl w:ilvl="0" w:tplc="7C900536">
-      <w:start w:val="1"/>
-      <w:numFmt w:val="bullet"/>
-      <w:pStyle w:val="Bullet"/>
+    <w:tmpl w:val="2BBAC80C"/>
+    <w:lvl w:ilvl="0" w:tplc="08090001">
+      <w:start w:val="1"/>
+      <w:numFmt w:val="bullet"/>
       <w:lvlText w:val=""/>
       <w:lvlJc w:val="left"/>
       <w:pPr>
@@ -1314,7 +1375,7 @@
         <w:rFonts w:ascii="Symbol" w:hAnsi="Symbol" w:hint="default"/>
       </w:rPr>
     </w:lvl>
-    <w:lvl w:ilvl="1" w:tplc="08090003">
+    <w:lvl w:ilvl="1" w:tplc="08090003" w:tentative="1">
       <w:start w:val="1"/>
       <w:numFmt w:val="bullet"/>
       <w:lvlText w:val="o"/>
@@ -1531,6 +1592,7 @@
     <w:lvl w:ilvl="0" w:tplc="2F0AFC86">
       <w:start w:val="1"/>
       <w:numFmt w:val="decimal"/>
+      <w:pStyle w:val="Numberedbullet"/>
       <w:lvlText w:val="%1."/>
       <w:lvlJc w:val="left"/>
       <w:pPr>
@@ -1724,93 +1786,6 @@
     </w:lvl>
   </w:abstractNum>
   <w:abstractNum w:abstractNumId="9" w15:restartNumberingAfterBreak="0">
-    <w:nsid w:val="691A4E7A"/>
-    <w:multiLevelType w:val="hybridMultilevel"/>
-    <w:tmpl w:val="30885F9E"/>
-    <w:lvl w:ilvl="0" w:tplc="E82A5A4C">
-      <w:start w:val="1"/>
-      <w:numFmt w:val="decimal"/>
-      <w:pStyle w:val="Numberedbullet"/>
-      <w:lvlText w:val="%1."/>
-      <w:lvlJc w:val="left"/>
-      <w:pPr>
-        <w:ind w:left="720" w:hanging="360"/>
-      </w:pPr>
-    </w:lvl>
-    <w:lvl w:ilvl="1" w:tplc="08090019" w:tentative="1">
-      <w:start w:val="1"/>
-      <w:numFmt w:val="lowerLetter"/>
-      <w:lvlText w:val="%2."/>
-      <w:lvlJc w:val="left"/>
-      <w:pPr>
-        <w:ind w:left="1440" w:hanging="360"/>
-      </w:pPr>
-    </w:lvl>
-    <w:lvl w:ilvl="2" w:tplc="0809001B" w:tentative="1">
-      <w:start w:val="1"/>
-      <w:numFmt w:val="lowerRoman"/>
-      <w:lvlText w:val="%3."/>
-      <w:lvlJc w:val="right"/>
-      <w:pPr>
-        <w:ind w:left="2160" w:hanging="180"/>
-      </w:pPr>
-    </w:lvl>
-    <w:lvl w:ilvl="3" w:tplc="0809000F" w:tentative="1">
-      <w:start w:val="1"/>
-      <w:numFmt w:val="decimal"/>
-      <w:lvlText w:val="%4."/>
-      <w:lvlJc w:val="left"/>
-      <w:pPr>
-        <w:ind w:left="2880" w:hanging="360"/>
-      </w:pPr>
-    </w:lvl>
-    <w:lvl w:ilvl="4" w:tplc="08090019" w:tentative="1">
-      <w:start w:val="1"/>
-      <w:numFmt w:val="lowerLetter"/>
-      <w:lvlText w:val="%5."/>
-      <w:lvlJc w:val="left"/>
-      <w:pPr>
-        <w:ind w:left="3600" w:hanging="360"/>
-      </w:pPr>
-    </w:lvl>
-    <w:lvl w:ilvl="5" w:tplc="0809001B" w:tentative="1">
-      <w:start w:val="1"/>
-      <w:numFmt w:val="lowerRoman"/>
-      <w:lvlText w:val="%6."/>
-      <w:lvlJc w:val="right"/>
-      <w:pPr>
-        <w:ind w:left="4320" w:hanging="180"/>
-      </w:pPr>
-    </w:lvl>
-    <w:lvl w:ilvl="6" w:tplc="0809000F" w:tentative="1">
-      <w:start w:val="1"/>
-      <w:numFmt w:val="decimal"/>
-      <w:lvlText w:val="%7."/>
-      <w:lvlJc w:val="left"/>
-      <w:pPr>
-        <w:ind w:left="5040" w:hanging="360"/>
-      </w:pPr>
-    </w:lvl>
-    <w:lvl w:ilvl="7" w:tplc="08090019" w:tentative="1">
-      <w:start w:val="1"/>
-      <w:numFmt w:val="lowerLetter"/>
-      <w:lvlText w:val="%8."/>
-      <w:lvlJc w:val="left"/>
-      <w:pPr>
-        <w:ind w:left="5760" w:hanging="360"/>
-      </w:pPr>
-    </w:lvl>
-    <w:lvl w:ilvl="8" w:tplc="0809001B" w:tentative="1">
-      <w:start w:val="1"/>
-      <w:numFmt w:val="lowerRoman"/>
-      <w:lvlText w:val="%9."/>
-      <w:lvlJc w:val="right"/>
-      <w:pPr>
-        <w:ind w:left="6480" w:hanging="180"/>
-      </w:pPr>
-    </w:lvl>
-  </w:abstractNum>
-  <w:abstractNum w:abstractNumId="10" w15:restartNumberingAfterBreak="0">
     <w:nsid w:val="71645606"/>
     <w:multiLevelType w:val="hybridMultilevel"/>
     <w:tmpl w:val="E12ACBC8"/>
@@ -1981,7 +1956,7 @@
     </w:lvlOverride>
   </w:num>
   <w:num w:numId="13" w16cid:durableId="365447515">
-    <w:abstractNumId w:val="10"/>
+    <w:abstractNumId w:val="9"/>
   </w:num>
   <w:num w:numId="14" w16cid:durableId="697898980">
     <w:abstractNumId w:val="4"/>
@@ -2015,36 +1990,6 @@
   </w:num>
   <w:num w:numId="21" w16cid:durableId="2013603019">
     <w:abstractNumId w:val="7"/>
-    <w:lvlOverride w:ilvl="0">
-      <w:startOverride w:val="1"/>
-    </w:lvlOverride>
-  </w:num>
-  <w:num w:numId="22" w16cid:durableId="2134008552">
-    <w:abstractNumId w:val="5"/>
-  </w:num>
-  <w:num w:numId="23" w16cid:durableId="759058088">
-    <w:abstractNumId w:val="9"/>
-  </w:num>
-  <w:num w:numId="24" w16cid:durableId="924612328">
-    <w:abstractNumId w:val="9"/>
-    <w:lvlOverride w:ilvl="0">
-      <w:startOverride w:val="1"/>
-    </w:lvlOverride>
-  </w:num>
-  <w:num w:numId="25" w16cid:durableId="259267358">
-    <w:abstractNumId w:val="9"/>
-    <w:lvlOverride w:ilvl="0">
-      <w:startOverride w:val="1"/>
-    </w:lvlOverride>
-  </w:num>
-  <w:num w:numId="26" w16cid:durableId="611596466">
-    <w:abstractNumId w:val="9"/>
-    <w:lvlOverride w:ilvl="0">
-      <w:startOverride w:val="1"/>
-    </w:lvlOverride>
-  </w:num>
-  <w:num w:numId="27" w16cid:durableId="1606500801">
-    <w:abstractNumId w:val="9"/>
     <w:lvlOverride w:ilvl="0">
       <w:startOverride w:val="1"/>
     </w:lvlOverride>
@@ -2452,14 +2397,10 @@
   <w:style w:type="paragraph" w:default="1" w:styleId="Normal">
     <w:name w:val="Normal"/>
     <w:qFormat/>
-    <w:rsid w:val="00C117D6"/>
-    <w:pPr>
-      <w:widowControl w:val="0"/>
-      <w:spacing w:after="0" w:line="240" w:lineRule="auto"/>
-    </w:pPr>
-    <w:rPr>
-      <w:rFonts w:ascii="Arial" w:hAnsi="Arial" w:cs="Arial"/>
-      <w14:ligatures w14:val="none"/>
+    <w:rsid w:val="009B4993"/>
+    <w:rPr>
+      <w:rFonts w:ascii="Arial" w:hAnsi="Arial"/>
+      <w:sz w:val="24"/>
     </w:rPr>
   </w:style>
   <w:style w:type="paragraph" w:styleId="Heading1">
@@ -2469,7 +2410,7 @@
     <w:link w:val="Heading1Char"/>
     <w:uiPriority w:val="9"/>
     <w:qFormat/>
-    <w:rsid w:val="00C117D6"/>
+    <w:rsid w:val="00142591"/>
     <w:pPr>
       <w:keepNext/>
       <w:keepLines/>
@@ -2477,33 +2418,27 @@
       <w:outlineLvl w:val="0"/>
     </w:pPr>
     <w:rPr>
-      <w:rFonts w:eastAsiaTheme="majorEastAsia"/>
-      <w:b/>
-      <w:bCs/>
-      <w:sz w:val="28"/>
-      <w:szCs w:val="28"/>
+      <w:rFonts w:asciiTheme="majorHAnsi" w:eastAsiaTheme="majorEastAsia" w:hAnsiTheme="majorHAnsi" w:cstheme="majorBidi"/>
+      <w:color w:val="0F4761" w:themeColor="accent1" w:themeShade="BF"/>
+      <w:sz w:val="40"/>
+      <w:szCs w:val="40"/>
     </w:rPr>
   </w:style>
   <w:style w:type="paragraph" w:styleId="Heading2">
     <w:name w:val="heading 2"/>
-    <w:basedOn w:val="Normal"/>
+    <w:basedOn w:val="Heading3"/>
     <w:next w:val="Normal"/>
     <w:link w:val="Heading2Char"/>
     <w:uiPriority w:val="9"/>
     <w:unhideWhenUsed/>
     <w:qFormat/>
-    <w:rsid w:val="00C117D6"/>
+    <w:rsid w:val="005C2891"/>
     <w:pPr>
-      <w:keepNext/>
-      <w:keepLines/>
-      <w:spacing w:before="160" w:after="80"/>
       <w:outlineLvl w:val="1"/>
     </w:pPr>
     <w:rPr>
-      <w:rFonts w:eastAsiaTheme="majorEastAsia"/>
       <w:b/>
       <w:bCs/>
-      <w:color w:val="000000" w:themeColor="text1"/>
     </w:rPr>
   </w:style>
   <w:style w:type="paragraph" w:styleId="Heading3">
@@ -2514,7 +2449,7 @@
     <w:uiPriority w:val="9"/>
     <w:unhideWhenUsed/>
     <w:qFormat/>
-    <w:rsid w:val="00C117D6"/>
+    <w:rsid w:val="0001096B"/>
     <w:pPr>
       <w:keepNext/>
       <w:keepLines/>
@@ -2536,7 +2471,8 @@
     <w:uiPriority w:val="9"/>
     <w:semiHidden/>
     <w:unhideWhenUsed/>
-    <w:rsid w:val="00C117D6"/>
+    <w:qFormat/>
+    <w:rsid w:val="00142591"/>
     <w:pPr>
       <w:keepNext/>
       <w:keepLines/>
@@ -2559,7 +2495,7 @@
     <w:semiHidden/>
     <w:unhideWhenUsed/>
     <w:qFormat/>
-    <w:rsid w:val="00C117D6"/>
+    <w:rsid w:val="00142591"/>
     <w:pPr>
       <w:keepNext/>
       <w:keepLines/>
@@ -2580,11 +2516,11 @@
     <w:semiHidden/>
     <w:unhideWhenUsed/>
     <w:qFormat/>
-    <w:rsid w:val="00C117D6"/>
+    <w:rsid w:val="00142591"/>
     <w:pPr>
       <w:keepNext/>
       <w:keepLines/>
-      <w:spacing w:before="40"/>
+      <w:spacing w:before="40" w:after="0"/>
       <w:outlineLvl w:val="5"/>
     </w:pPr>
     <w:rPr>
@@ -2603,11 +2539,11 @@
     <w:semiHidden/>
     <w:unhideWhenUsed/>
     <w:qFormat/>
-    <w:rsid w:val="00C117D6"/>
+    <w:rsid w:val="00142591"/>
     <w:pPr>
       <w:keepNext/>
       <w:keepLines/>
-      <w:spacing w:before="40"/>
+      <w:spacing w:before="40" w:after="0"/>
       <w:outlineLvl w:val="6"/>
     </w:pPr>
     <w:rPr>
@@ -2624,10 +2560,11 @@
     <w:semiHidden/>
     <w:unhideWhenUsed/>
     <w:qFormat/>
-    <w:rsid w:val="00C117D6"/>
+    <w:rsid w:val="00142591"/>
     <w:pPr>
       <w:keepNext/>
       <w:keepLines/>
+      <w:spacing w:after="0"/>
       <w:outlineLvl w:val="7"/>
     </w:pPr>
     <w:rPr>
@@ -2646,10 +2583,11 @@
     <w:semiHidden/>
     <w:unhideWhenUsed/>
     <w:qFormat/>
-    <w:rsid w:val="00C117D6"/>
+    <w:rsid w:val="00142591"/>
     <w:pPr>
       <w:keepNext/>
       <w:keepLines/>
+      <w:spacing w:after="0"/>
       <w:outlineLvl w:val="8"/>
     </w:pPr>
     <w:rPr>
@@ -2689,14 +2627,12 @@
     <w:basedOn w:val="DefaultParagraphFont"/>
     <w:link w:val="Heading1"/>
     <w:uiPriority w:val="9"/>
-    <w:rsid w:val="00C117D6"/>
-    <w:rPr>
-      <w:rFonts w:ascii="Arial" w:eastAsiaTheme="majorEastAsia" w:hAnsi="Arial" w:cs="Arial"/>
-      <w:b/>
-      <w:bCs/>
-      <w:sz w:val="28"/>
-      <w:szCs w:val="28"/>
-      <w14:ligatures w14:val="none"/>
+    <w:rsid w:val="00142591"/>
+    <w:rPr>
+      <w:rFonts w:asciiTheme="majorHAnsi" w:eastAsiaTheme="majorEastAsia" w:hAnsiTheme="majorHAnsi" w:cstheme="majorBidi"/>
+      <w:color w:val="0F4761" w:themeColor="accent1" w:themeShade="BF"/>
+      <w:sz w:val="40"/>
+      <w:szCs w:val="40"/>
     </w:rPr>
   </w:style>
   <w:style w:type="character" w:customStyle="1" w:styleId="Heading2Char">
@@ -2704,13 +2640,14 @@
     <w:basedOn w:val="DefaultParagraphFont"/>
     <w:link w:val="Heading2"/>
     <w:uiPriority w:val="9"/>
-    <w:rsid w:val="00C117D6"/>
-    <w:rPr>
-      <w:rFonts w:ascii="Arial" w:eastAsiaTheme="majorEastAsia" w:hAnsi="Arial" w:cs="Arial"/>
+    <w:rsid w:val="005C2891"/>
+    <w:rPr>
+      <w:rFonts w:ascii="Arial" w:eastAsiaTheme="majorEastAsia" w:hAnsi="Arial" w:cstheme="majorBidi"/>
       <w:b/>
       <w:bCs/>
       <w:color w:val="000000" w:themeColor="text1"/>
-      <w14:ligatures w14:val="none"/>
+      <w:sz w:val="28"/>
+      <w:szCs w:val="28"/>
     </w:rPr>
   </w:style>
   <w:style w:type="character" w:customStyle="1" w:styleId="Heading3Char">
@@ -2718,13 +2655,12 @@
     <w:basedOn w:val="DefaultParagraphFont"/>
     <w:link w:val="Heading3"/>
     <w:uiPriority w:val="9"/>
-    <w:rsid w:val="00C117D6"/>
-    <w:rPr>
-      <w:rFonts w:ascii="Arial" w:eastAsiaTheme="majorEastAsia" w:hAnsi="Arial" w:cstheme="majorBidi"/>
+    <w:rsid w:val="0001096B"/>
+    <w:rPr>
+      <w:rFonts w:eastAsiaTheme="majorEastAsia" w:cstheme="majorBidi"/>
       <w:color w:val="000000" w:themeColor="text1"/>
       <w:sz w:val="28"/>
       <w:szCs w:val="28"/>
-      <w14:ligatures w14:val="none"/>
     </w:rPr>
   </w:style>
   <w:style w:type="character" w:customStyle="1" w:styleId="Heading4Char">
@@ -2733,13 +2669,12 @@
     <w:link w:val="Heading4"/>
     <w:uiPriority w:val="9"/>
     <w:semiHidden/>
-    <w:rsid w:val="00C117D6"/>
-    <w:rPr>
-      <w:rFonts w:ascii="Arial" w:eastAsiaTheme="majorEastAsia" w:hAnsi="Arial" w:cstheme="majorBidi"/>
+    <w:rsid w:val="00142591"/>
+    <w:rPr>
+      <w:rFonts w:eastAsiaTheme="majorEastAsia" w:cstheme="majorBidi"/>
       <w:i/>
       <w:iCs/>
       <w:color w:val="0F4761" w:themeColor="accent1" w:themeShade="BF"/>
-      <w14:ligatures w14:val="none"/>
     </w:rPr>
   </w:style>
   <w:style w:type="character" w:customStyle="1" w:styleId="Heading5Char">
@@ -2748,11 +2683,10 @@
     <w:link w:val="Heading5"/>
     <w:uiPriority w:val="9"/>
     <w:semiHidden/>
-    <w:rsid w:val="00C117D6"/>
-    <w:rPr>
-      <w:rFonts w:ascii="Arial" w:eastAsiaTheme="majorEastAsia" w:hAnsi="Arial" w:cstheme="majorBidi"/>
+    <w:rsid w:val="00142591"/>
+    <w:rPr>
+      <w:rFonts w:eastAsiaTheme="majorEastAsia" w:cstheme="majorBidi"/>
       <w:color w:val="0F4761" w:themeColor="accent1" w:themeShade="BF"/>
-      <w14:ligatures w14:val="none"/>
     </w:rPr>
   </w:style>
   <w:style w:type="character" w:customStyle="1" w:styleId="Heading6Char">
@@ -2761,13 +2695,12 @@
     <w:link w:val="Heading6"/>
     <w:uiPriority w:val="9"/>
     <w:semiHidden/>
-    <w:rsid w:val="00C117D6"/>
-    <w:rPr>
-      <w:rFonts w:ascii="Arial" w:eastAsiaTheme="majorEastAsia" w:hAnsi="Arial" w:cstheme="majorBidi"/>
+    <w:rsid w:val="00142591"/>
+    <w:rPr>
+      <w:rFonts w:eastAsiaTheme="majorEastAsia" w:cstheme="majorBidi"/>
       <w:i/>
       <w:iCs/>
       <w:color w:val="595959" w:themeColor="text1" w:themeTint="A6"/>
-      <w14:ligatures w14:val="none"/>
     </w:rPr>
   </w:style>
   <w:style w:type="character" w:customStyle="1" w:styleId="Heading7Char">
@@ -2776,11 +2709,10 @@
     <w:link w:val="Heading7"/>
     <w:uiPriority w:val="9"/>
     <w:semiHidden/>
-    <w:rsid w:val="00C117D6"/>
-    <w:rPr>
-      <w:rFonts w:ascii="Arial" w:eastAsiaTheme="majorEastAsia" w:hAnsi="Arial" w:cstheme="majorBidi"/>
+    <w:rsid w:val="00142591"/>
+    <w:rPr>
+      <w:rFonts w:eastAsiaTheme="majorEastAsia" w:cstheme="majorBidi"/>
       <w:color w:val="595959" w:themeColor="text1" w:themeTint="A6"/>
-      <w14:ligatures w14:val="none"/>
     </w:rPr>
   </w:style>
   <w:style w:type="character" w:customStyle="1" w:styleId="Heading8Char">
@@ -2789,13 +2721,12 @@
     <w:link w:val="Heading8"/>
     <w:uiPriority w:val="9"/>
     <w:semiHidden/>
-    <w:rsid w:val="00C117D6"/>
-    <w:rPr>
-      <w:rFonts w:ascii="Arial" w:eastAsiaTheme="majorEastAsia" w:hAnsi="Arial" w:cstheme="majorBidi"/>
+    <w:rsid w:val="00142591"/>
+    <w:rPr>
+      <w:rFonts w:eastAsiaTheme="majorEastAsia" w:cstheme="majorBidi"/>
       <w:i/>
       <w:iCs/>
       <w:color w:val="272727" w:themeColor="text1" w:themeTint="D8"/>
-      <w14:ligatures w14:val="none"/>
     </w:rPr>
   </w:style>
   <w:style w:type="character" w:customStyle="1" w:styleId="Heading9Char">
@@ -2804,50 +2735,44 @@
     <w:link w:val="Heading9"/>
     <w:uiPriority w:val="9"/>
     <w:semiHidden/>
-    <w:rsid w:val="00C117D6"/>
-    <w:rPr>
-      <w:rFonts w:ascii="Arial" w:eastAsiaTheme="majorEastAsia" w:hAnsi="Arial" w:cstheme="majorBidi"/>
+    <w:rsid w:val="00142591"/>
+    <w:rPr>
+      <w:rFonts w:eastAsiaTheme="majorEastAsia" w:cstheme="majorBidi"/>
       <w:color w:val="272727" w:themeColor="text1" w:themeTint="D8"/>
-      <w14:ligatures w14:val="none"/>
     </w:rPr>
   </w:style>
   <w:style w:type="paragraph" w:styleId="Title">
     <w:name w:val="Title"/>
-    <w:aliases w:val="Worksheet title"/>
     <w:basedOn w:val="Normal"/>
     <w:next w:val="Normal"/>
     <w:link w:val="TitleChar"/>
     <w:uiPriority w:val="10"/>
-    <w:rsid w:val="00C117D6"/>
+    <w:qFormat/>
+    <w:rsid w:val="00142591"/>
     <w:pPr>
+      <w:spacing w:after="80" w:line="240" w:lineRule="auto"/>
       <w:contextualSpacing/>
     </w:pPr>
     <w:rPr>
-      <w:rFonts w:eastAsiaTheme="majorEastAsia"/>
-      <w:b/>
-      <w:bCs/>
+      <w:rFonts w:asciiTheme="majorHAnsi" w:eastAsiaTheme="majorEastAsia" w:hAnsiTheme="majorHAnsi" w:cstheme="majorBidi"/>
       <w:spacing w:val="-10"/>
       <w:kern w:val="28"/>
-      <w:sz w:val="40"/>
-      <w:szCs w:val="40"/>
+      <w:sz w:val="56"/>
+      <w:szCs w:val="56"/>
     </w:rPr>
   </w:style>
   <w:style w:type="character" w:customStyle="1" w:styleId="TitleChar">
     <w:name w:val="Title Char"/>
-    <w:aliases w:val="Worksheet title Char"/>
     <w:basedOn w:val="DefaultParagraphFont"/>
     <w:link w:val="Title"/>
     <w:uiPriority w:val="10"/>
-    <w:rsid w:val="00C117D6"/>
-    <w:rPr>
-      <w:rFonts w:ascii="Arial" w:eastAsiaTheme="majorEastAsia" w:hAnsi="Arial" w:cs="Arial"/>
-      <w:b/>
-      <w:bCs/>
+    <w:rsid w:val="00142591"/>
+    <w:rPr>
+      <w:rFonts w:asciiTheme="majorHAnsi" w:eastAsiaTheme="majorEastAsia" w:hAnsiTheme="majorHAnsi" w:cstheme="majorBidi"/>
       <w:spacing w:val="-10"/>
       <w:kern w:val="28"/>
-      <w:sz w:val="40"/>
-      <w:szCs w:val="40"/>
-      <w14:ligatures w14:val="none"/>
+      <w:sz w:val="56"/>
+      <w:szCs w:val="56"/>
     </w:rPr>
   </w:style>
   <w:style w:type="paragraph" w:styleId="Subtitle">
@@ -2857,7 +2782,7 @@
     <w:link w:val="SubtitleChar"/>
     <w:uiPriority w:val="11"/>
     <w:qFormat/>
-    <w:rsid w:val="00C117D6"/>
+    <w:rsid w:val="00142591"/>
     <w:pPr>
       <w:numPr>
         <w:ilvl w:val="1"/>
@@ -2876,24 +2801,23 @@
     <w:basedOn w:val="DefaultParagraphFont"/>
     <w:link w:val="Subtitle"/>
     <w:uiPriority w:val="11"/>
-    <w:rsid w:val="00C117D6"/>
-    <w:rPr>
-      <w:rFonts w:ascii="Arial" w:eastAsiaTheme="majorEastAsia" w:hAnsi="Arial" w:cstheme="majorBidi"/>
+    <w:rsid w:val="00142591"/>
+    <w:rPr>
+      <w:rFonts w:eastAsiaTheme="majorEastAsia" w:cstheme="majorBidi"/>
       <w:color w:val="595959" w:themeColor="text1" w:themeTint="A6"/>
       <w:spacing w:val="15"/>
       <w:sz w:val="28"/>
       <w:szCs w:val="28"/>
-      <w14:ligatures w14:val="none"/>
     </w:rPr>
   </w:style>
   <w:style w:type="paragraph" w:styleId="Quote">
     <w:name w:val="Quote"/>
-    <w:aliases w:val="Pack title small"/>
     <w:basedOn w:val="Normal"/>
     <w:next w:val="Normal"/>
     <w:link w:val="QuoteChar"/>
     <w:uiPriority w:val="29"/>
-    <w:rsid w:val="00C117D6"/>
+    <w:qFormat/>
+    <w:rsid w:val="00142591"/>
     <w:pPr>
       <w:spacing w:before="160"/>
       <w:jc w:val="center"/>
@@ -2906,27 +2830,23 @@
   </w:style>
   <w:style w:type="character" w:customStyle="1" w:styleId="QuoteChar">
     <w:name w:val="Quote Char"/>
-    <w:aliases w:val="Pack title small Char"/>
     <w:basedOn w:val="DefaultParagraphFont"/>
     <w:link w:val="Quote"/>
     <w:uiPriority w:val="29"/>
-    <w:rsid w:val="00C117D6"/>
-    <w:rPr>
-      <w:rFonts w:ascii="Arial" w:hAnsi="Arial" w:cs="Arial"/>
+    <w:rsid w:val="00142591"/>
+    <w:rPr>
       <w:i/>
       <w:iCs/>
       <w:color w:val="404040" w:themeColor="text1" w:themeTint="BF"/>
-      <w14:ligatures w14:val="none"/>
     </w:rPr>
   </w:style>
   <w:style w:type="paragraph" w:styleId="ListParagraph">
     <w:name w:val="List Paragraph"/>
-    <w:aliases w:val="Contents list"/>
     <w:basedOn w:val="Normal"/>
     <w:link w:val="ListParagraphChar"/>
     <w:uiPriority w:val="34"/>
     <w:qFormat/>
-    <w:rsid w:val="00C117D6"/>
+    <w:rsid w:val="00142591"/>
     <w:pPr>
       <w:ind w:left="720"/>
       <w:contextualSpacing/>
@@ -2936,7 +2856,8 @@
     <w:name w:val="Intense Emphasis"/>
     <w:basedOn w:val="DefaultParagraphFont"/>
     <w:uiPriority w:val="21"/>
-    <w:rsid w:val="00C117D6"/>
+    <w:qFormat/>
+    <w:rsid w:val="00142591"/>
     <w:rPr>
       <w:i/>
       <w:iCs/>
@@ -2949,7 +2870,8 @@
     <w:next w:val="Normal"/>
     <w:link w:val="IntenseQuoteChar"/>
     <w:uiPriority w:val="30"/>
-    <w:rsid w:val="00C117D6"/>
+    <w:qFormat/>
+    <w:rsid w:val="00142591"/>
     <w:pPr>
       <w:pBdr>
         <w:top w:val="single" w:sz="4" w:space="10" w:color="0F4761" w:themeColor="accent1" w:themeShade="BF"/>
@@ -2970,20 +2892,19 @@
     <w:basedOn w:val="DefaultParagraphFont"/>
     <w:link w:val="IntenseQuote"/>
     <w:uiPriority w:val="30"/>
-    <w:rsid w:val="00C117D6"/>
-    <w:rPr>
-      <w:rFonts w:ascii="Arial" w:hAnsi="Arial" w:cs="Arial"/>
+    <w:rsid w:val="00142591"/>
+    <w:rPr>
       <w:i/>
       <w:iCs/>
       <w:color w:val="0F4761" w:themeColor="accent1" w:themeShade="BF"/>
-      <w14:ligatures w14:val="none"/>
     </w:rPr>
   </w:style>
   <w:style w:type="character" w:styleId="IntenseReference">
     <w:name w:val="Intense Reference"/>
     <w:basedOn w:val="DefaultParagraphFont"/>
     <w:uiPriority w:val="32"/>
-    <w:rsid w:val="00C117D6"/>
+    <w:qFormat/>
+    <w:rsid w:val="00142591"/>
     <w:rPr>
       <w:b/>
       <w:bCs/>
@@ -2996,7 +2917,7 @@
     <w:name w:val="Table Grid"/>
     <w:basedOn w:val="TableNormal"/>
     <w:uiPriority w:val="39"/>
-    <w:rsid w:val="00C117D6"/>
+    <w:rsid w:val="00142591"/>
     <w:pPr>
       <w:spacing w:after="0" w:line="240" w:lineRule="auto"/>
     </w:pPr>
@@ -3014,16 +2935,15 @@
   <w:style w:type="paragraph" w:customStyle="1" w:styleId="Normalbullet">
     <w:name w:val="Normal bullet"/>
     <w:basedOn w:val="Normal"/>
-    <w:rsid w:val="00C117D6"/>
+    <w:rsid w:val="00142591"/>
     <w:pPr>
       <w:spacing w:after="120" w:line="300" w:lineRule="auto"/>
       <w:ind w:left="273" w:hanging="273"/>
     </w:pPr>
     <w:rPr>
-      <w:rFonts w:eastAsia="Times New Roman"/>
+      <w:rFonts w:eastAsia="Times New Roman" w:cs="Arial"/>
       <w:color w:val="000000"/>
       <w:kern w:val="28"/>
-      <w:sz w:val="24"/>
       <w:szCs w:val="20"/>
       <w:lang w:eastAsia="en-GB"/>
       <w14:ligatures w14:val="standard"/>
@@ -3035,7 +2955,7 @@
     <w:link w:val="NoSpacingChar"/>
     <w:uiPriority w:val="1"/>
     <w:qFormat/>
-    <w:rsid w:val="00C117D6"/>
+    <w:rsid w:val="0000079C"/>
     <w:pPr>
       <w:spacing w:after="0" w:line="240" w:lineRule="auto"/>
     </w:pPr>
@@ -3051,7 +2971,7 @@
     <w:basedOn w:val="DefaultParagraphFont"/>
     <w:link w:val="NoSpacing"/>
     <w:uiPriority w:val="1"/>
-    <w:rsid w:val="00C117D6"/>
+    <w:rsid w:val="0000079C"/>
     <w:rPr>
       <w:rFonts w:eastAsiaTheme="minorEastAsia"/>
       <w:kern w:val="0"/>
@@ -3074,33 +2994,36 @@
     <w:basedOn w:val="ListParagraph"/>
     <w:link w:val="NumberedbulletChar"/>
     <w:qFormat/>
-    <w:rsid w:val="00C117D6"/>
+    <w:rsid w:val="009B4993"/>
     <w:pPr>
+      <w:widowControl w:val="0"/>
       <w:numPr>
-        <w:numId w:val="23"/>
+        <w:numId w:val="5"/>
       </w:numPr>
-      <w:spacing w:line="288" w:lineRule="auto"/>
+      <w:tabs>
+        <w:tab w:val="left" w:pos="330"/>
+      </w:tabs>
     </w:pPr>
+    <w:rPr>
+      <w:rFonts w:cs="Calibri"/>
+      <w14:ligatures w14:val="none"/>
+    </w:rPr>
   </w:style>
   <w:style w:type="character" w:customStyle="1" w:styleId="ListParagraphChar">
     <w:name w:val="List Paragraph Char"/>
-    <w:aliases w:val="Contents list Char"/>
     <w:basedOn w:val="DefaultParagraphFont"/>
     <w:link w:val="ListParagraph"/>
     <w:uiPriority w:val="34"/>
-    <w:rsid w:val="00C117D6"/>
-    <w:rPr>
-      <w:rFonts w:ascii="Arial" w:hAnsi="Arial" w:cs="Arial"/>
-      <w14:ligatures w14:val="none"/>
-    </w:rPr>
+    <w:rsid w:val="00794596"/>
   </w:style>
   <w:style w:type="character" w:customStyle="1" w:styleId="NumberedbulletChar">
     <w:name w:val="Numbered bullet Char"/>
     <w:basedOn w:val="ListParagraphChar"/>
     <w:link w:val="Numberedbullet"/>
-    <w:rsid w:val="00C117D6"/>
-    <w:rPr>
-      <w:rFonts w:ascii="Arial" w:hAnsi="Arial" w:cs="Arial"/>
+    <w:rsid w:val="009B4993"/>
+    <w:rPr>
+      <w:rFonts w:ascii="Arial" w:hAnsi="Arial" w:cs="Calibri"/>
+      <w:sz w:val="24"/>
       <w14:ligatures w14:val="none"/>
     </w:rPr>
   </w:style>
@@ -3109,7 +3032,7 @@
     <w:basedOn w:val="DefaultParagraphFont"/>
     <w:uiPriority w:val="99"/>
     <w:unhideWhenUsed/>
-    <w:rsid w:val="00C117D6"/>
+    <w:rsid w:val="00DA5B27"/>
     <w:rPr>
       <w:color w:val="467886" w:themeColor="hyperlink"/>
       <w:u w:val="single"/>
@@ -3121,303 +3044,10 @@
     <w:uiPriority w:val="99"/>
     <w:semiHidden/>
     <w:unhideWhenUsed/>
-    <w:rsid w:val="00C117D6"/>
+    <w:rsid w:val="00DA5B27"/>
     <w:rPr>
       <w:color w:val="605E5C"/>
       <w:shd w:val="clear" w:color="auto" w:fill="E1DFDD"/>
-    </w:rPr>
-  </w:style>
-  <w:style w:type="character" w:styleId="BookTitle">
-    <w:name w:val="Book Title"/>
-    <w:basedOn w:val="DefaultParagraphFont"/>
-    <w:uiPriority w:val="33"/>
-    <w:qFormat/>
-    <w:rsid w:val="00C117D6"/>
-    <w:rPr>
-      <w:b/>
-      <w:bCs/>
-      <w:i/>
-      <w:iCs/>
-      <w:spacing w:val="5"/>
-    </w:rPr>
-  </w:style>
-  <w:style w:type="paragraph" w:customStyle="1" w:styleId="Bullet">
-    <w:name w:val="Bullet"/>
-    <w:basedOn w:val="ListParagraph"/>
-    <w:link w:val="BulletChar"/>
-    <w:qFormat/>
-    <w:rsid w:val="00C117D6"/>
-    <w:pPr>
-      <w:numPr>
-        <w:numId w:val="22"/>
-      </w:numPr>
-      <w:spacing w:before="120" w:after="120" w:line="288" w:lineRule="auto"/>
-    </w:pPr>
-  </w:style>
-  <w:style w:type="character" w:customStyle="1" w:styleId="BulletChar">
-    <w:name w:val="Bullet Char"/>
-    <w:basedOn w:val="ListParagraphChar"/>
-    <w:link w:val="Bullet"/>
-    <w:rsid w:val="00C117D6"/>
-    <w:rPr>
-      <w:rFonts w:ascii="Arial" w:hAnsi="Arial" w:cs="Arial"/>
-      <w14:ligatures w14:val="none"/>
-    </w:rPr>
-  </w:style>
-  <w:style w:type="paragraph" w:customStyle="1" w:styleId="Contents">
-    <w:name w:val="Contents"/>
-    <w:basedOn w:val="ListParagraph"/>
-    <w:link w:val="ContentsChar"/>
-    <w:qFormat/>
-    <w:rsid w:val="00C117D6"/>
-    <w:pPr>
-      <w:spacing w:line="336" w:lineRule="auto"/>
-    </w:pPr>
-  </w:style>
-  <w:style w:type="character" w:customStyle="1" w:styleId="ContentsChar">
-    <w:name w:val="Contents Char"/>
-    <w:basedOn w:val="ListParagraphChar"/>
-    <w:link w:val="Contents"/>
-    <w:rsid w:val="00C117D6"/>
-    <w:rPr>
-      <w:rFonts w:ascii="Arial" w:hAnsi="Arial" w:cs="Arial"/>
-      <w14:ligatures w14:val="none"/>
-    </w:rPr>
-  </w:style>
-  <w:style w:type="paragraph" w:customStyle="1" w:styleId="Packtitle">
-    <w:name w:val="Pack title"/>
-    <w:basedOn w:val="Normal"/>
-    <w:link w:val="PacktitleChar"/>
-    <w:qFormat/>
-    <w:rsid w:val="00C117D6"/>
-    <w:pPr>
-      <w:jc w:val="center"/>
-    </w:pPr>
-    <w:rPr>
-      <w:b/>
-      <w:bCs/>
-      <w:sz w:val="36"/>
-      <w:szCs w:val="36"/>
-    </w:rPr>
-  </w:style>
-  <w:style w:type="character" w:customStyle="1" w:styleId="PacktitleChar">
-    <w:name w:val="Pack title Char"/>
-    <w:basedOn w:val="DefaultParagraphFont"/>
-    <w:link w:val="Packtitle"/>
-    <w:rsid w:val="00C117D6"/>
-    <w:rPr>
-      <w:rFonts w:ascii="Arial" w:hAnsi="Arial" w:cs="Arial"/>
-      <w:b/>
-      <w:bCs/>
-      <w:sz w:val="36"/>
-      <w:szCs w:val="36"/>
-      <w14:ligatures w14:val="none"/>
-    </w:rPr>
-  </w:style>
-  <w:style w:type="paragraph" w:customStyle="1" w:styleId="Packtitle-topright">
-    <w:name w:val="Pack title - top right"/>
-    <w:basedOn w:val="Quote"/>
-    <w:link w:val="Packtitle-toprightChar"/>
-    <w:qFormat/>
-    <w:rsid w:val="00C117D6"/>
-    <w:pPr>
-      <w:spacing w:before="0"/>
-    </w:pPr>
-    <w:rPr>
-      <w:b/>
-      <w:bCs/>
-      <w:i w:val="0"/>
-      <w:iCs w:val="0"/>
-      <w:sz w:val="32"/>
-      <w:szCs w:val="32"/>
-    </w:rPr>
-  </w:style>
-  <w:style w:type="character" w:customStyle="1" w:styleId="Packtitle-toprightChar">
-    <w:name w:val="Pack title - top right Char"/>
-    <w:basedOn w:val="QuoteChar"/>
-    <w:link w:val="Packtitle-topright"/>
-    <w:rsid w:val="00C117D6"/>
-    <w:rPr>
-      <w:rFonts w:ascii="Arial" w:hAnsi="Arial" w:cs="Arial"/>
-      <w:b/>
-      <w:bCs/>
-      <w:i w:val="0"/>
-      <w:iCs w:val="0"/>
-      <w:color w:val="404040" w:themeColor="text1" w:themeTint="BF"/>
-      <w:sz w:val="32"/>
-      <w:szCs w:val="32"/>
-      <w14:ligatures w14:val="none"/>
-    </w:rPr>
-  </w:style>
-  <w:style w:type="paragraph" w:customStyle="1" w:styleId="Wsname">
-    <w:name w:val="Ws name"/>
-    <w:basedOn w:val="Normal"/>
-    <w:link w:val="WsnameChar"/>
-    <w:qFormat/>
-    <w:rsid w:val="00C117D6"/>
-    <w:rPr>
-      <w:b/>
-      <w:bCs/>
-      <w:sz w:val="28"/>
-      <w:szCs w:val="28"/>
-    </w:rPr>
-  </w:style>
-  <w:style w:type="character" w:customStyle="1" w:styleId="WsnameChar">
-    <w:name w:val="Ws name Char"/>
-    <w:basedOn w:val="DefaultParagraphFont"/>
-    <w:link w:val="Wsname"/>
-    <w:rsid w:val="00C117D6"/>
-    <w:rPr>
-      <w:rFonts w:ascii="Arial" w:hAnsi="Arial" w:cs="Arial"/>
-      <w:b/>
-      <w:bCs/>
-      <w:sz w:val="28"/>
-      <w:szCs w:val="28"/>
-      <w14:ligatures w14:val="none"/>
-    </w:rPr>
-  </w:style>
-  <w:style w:type="paragraph" w:customStyle="1" w:styleId="Wsnumber">
-    <w:name w:val="Ws number"/>
-    <w:basedOn w:val="Title"/>
-    <w:link w:val="WsnumberChar"/>
-    <w:qFormat/>
-    <w:rsid w:val="00C117D6"/>
-  </w:style>
-  <w:style w:type="character" w:customStyle="1" w:styleId="WsnumberChar">
-    <w:name w:val="Ws number Char"/>
-    <w:basedOn w:val="TitleChar"/>
-    <w:link w:val="Wsnumber"/>
-    <w:rsid w:val="00C117D6"/>
-    <w:rPr>
-      <w:rFonts w:ascii="Arial" w:eastAsiaTheme="majorEastAsia" w:hAnsi="Arial" w:cs="Arial"/>
-      <w:b/>
-      <w:bCs/>
-      <w:spacing w:val="-10"/>
-      <w:kern w:val="28"/>
-      <w:sz w:val="40"/>
-      <w:szCs w:val="40"/>
-      <w14:ligatures w14:val="none"/>
-    </w:rPr>
-  </w:style>
-  <w:style w:type="paragraph" w:customStyle="1" w:styleId="Wsreference">
-    <w:name w:val="Ws reference"/>
-    <w:basedOn w:val="Normal"/>
-    <w:link w:val="WsreferenceChar"/>
-    <w:qFormat/>
-    <w:rsid w:val="00C117D6"/>
-    <w:rPr>
-      <w:sz w:val="18"/>
-      <w:szCs w:val="18"/>
-    </w:rPr>
-  </w:style>
-  <w:style w:type="character" w:customStyle="1" w:styleId="WsreferenceChar">
-    <w:name w:val="Ws reference Char"/>
-    <w:basedOn w:val="DefaultParagraphFont"/>
-    <w:link w:val="Wsreference"/>
-    <w:rsid w:val="00C117D6"/>
-    <w:rPr>
-      <w:rFonts w:ascii="Arial" w:hAnsi="Arial" w:cs="Arial"/>
-      <w:sz w:val="18"/>
-      <w:szCs w:val="18"/>
-      <w14:ligatures w14:val="none"/>
-    </w:rPr>
-  </w:style>
-  <w:style w:type="paragraph" w:customStyle="1" w:styleId="YouTubelinkURL">
-    <w:name w:val="YouTube link URL"/>
-    <w:basedOn w:val="Normal"/>
-    <w:link w:val="YouTubelinkURLChar"/>
-    <w:qFormat/>
-    <w:rsid w:val="00C117D6"/>
-    <w:pPr>
-      <w:spacing w:after="120"/>
-      <w:jc w:val="center"/>
-    </w:pPr>
-    <w:rPr>
-      <w:rFonts w:ascii="Calibri" w:hAnsi="Calibri" w:cs="Calibri"/>
-      <w:b/>
-      <w:bCs/>
-      <w:color w:val="156082" w:themeColor="accent1"/>
-      <w:sz w:val="24"/>
-      <w:szCs w:val="24"/>
-      <w:u w:val="single"/>
-    </w:rPr>
-  </w:style>
-  <w:style w:type="character" w:customStyle="1" w:styleId="YouTubelinkURLChar">
-    <w:name w:val="YouTube link URL Char"/>
-    <w:basedOn w:val="DefaultParagraphFont"/>
-    <w:link w:val="YouTubelinkURL"/>
-    <w:rsid w:val="00C117D6"/>
-    <w:rPr>
-      <w:rFonts w:ascii="Calibri" w:hAnsi="Calibri" w:cs="Calibri"/>
-      <w:b/>
-      <w:bCs/>
-      <w:color w:val="156082" w:themeColor="accent1"/>
-      <w:sz w:val="24"/>
-      <w:szCs w:val="24"/>
-      <w:u w:val="single"/>
-      <w14:ligatures w14:val="none"/>
-    </w:rPr>
-  </w:style>
-  <w:style w:type="character" w:styleId="FollowedHyperlink">
-    <w:name w:val="FollowedHyperlink"/>
-    <w:basedOn w:val="DefaultParagraphFont"/>
-    <w:uiPriority w:val="99"/>
-    <w:semiHidden/>
-    <w:unhideWhenUsed/>
-    <w:rsid w:val="00964FB8"/>
-    <w:rPr>
-      <w:color w:val="96607D" w:themeColor="followedHyperlink"/>
-      <w:u w:val="single"/>
-    </w:rPr>
-  </w:style>
-  <w:style w:type="paragraph" w:styleId="Header">
-    <w:name w:val="header"/>
-    <w:basedOn w:val="Normal"/>
-    <w:link w:val="HeaderChar"/>
-    <w:uiPriority w:val="99"/>
-    <w:unhideWhenUsed/>
-    <w:rsid w:val="00482487"/>
-    <w:pPr>
-      <w:tabs>
-        <w:tab w:val="center" w:pos="4513"/>
-        <w:tab w:val="right" w:pos="9026"/>
-      </w:tabs>
-    </w:pPr>
-  </w:style>
-  <w:style w:type="character" w:customStyle="1" w:styleId="HeaderChar">
-    <w:name w:val="Header Char"/>
-    <w:basedOn w:val="DefaultParagraphFont"/>
-    <w:link w:val="Header"/>
-    <w:uiPriority w:val="99"/>
-    <w:rsid w:val="00482487"/>
-    <w:rPr>
-      <w:rFonts w:ascii="Arial" w:hAnsi="Arial" w:cs="Arial"/>
-      <w14:ligatures w14:val="none"/>
-    </w:rPr>
-  </w:style>
-  <w:style w:type="paragraph" w:styleId="Footer">
-    <w:name w:val="footer"/>
-    <w:basedOn w:val="Normal"/>
-    <w:link w:val="FooterChar"/>
-    <w:uiPriority w:val="99"/>
-    <w:unhideWhenUsed/>
-    <w:rsid w:val="00482487"/>
-    <w:pPr>
-      <w:tabs>
-        <w:tab w:val="center" w:pos="4513"/>
-        <w:tab w:val="right" w:pos="9026"/>
-      </w:tabs>
-    </w:pPr>
-  </w:style>
-  <w:style w:type="character" w:customStyle="1" w:styleId="FooterChar">
-    <w:name w:val="Footer Char"/>
-    <w:basedOn w:val="DefaultParagraphFont"/>
-    <w:link w:val="Footer"/>
-    <w:uiPriority w:val="99"/>
-    <w:rsid w:val="00482487"/>
-    <w:rPr>
-      <w:rFonts w:ascii="Arial" w:hAnsi="Arial" w:cs="Arial"/>
-      <w14:ligatures w14:val="none"/>
     </w:rPr>
   </w:style>
 </w:styles>
